--- a/monily-package/05_Cover_Memo_for_Monily.docx
+++ b/monily-package/05_Cover_Memo_for_Monily.docx
@@ -10,7 +10,7 @@
         <w:rPr>
           <w:color w:val="1F4E79"/>
         </w:rPr>
-        <w:t>Monily Tax Organizer — Document Package</w:t>
+        <w:t>Monily Tax Organizer — Cover Memo</w:t>
       </w:r>
     </w:p>
     <w:p>
@@ -157,7 +157,7 @@
                 <w:rFonts w:ascii="Courier New" w:hAnsi="Courier New"/>
                 <w:sz w:val="20"/>
               </w:rPr>
-              <w:t>01_Profit_and_Loss_Statement_2025.xlsx</w:t>
+              <w:t>Monily_Tax_Package_2025.xlsx</w:t>
             </w:r>
           </w:p>
         </w:tc>
@@ -169,97 +169,13 @@
           <w:p>
             <w:r/>
             <w:r>
-              <w:t>Full P&amp;L with both GAAP and tax-reclass columns</w:t>
+              <w:rPr>
+                <w:b/>
+              </w:rPr>
+              <w:t>Single combined workbook</w:t>
             </w:r>
-          </w:p>
-        </w:tc>
-      </w:tr>
-      <w:tr>
-        <w:tc>
-          <w:tcPr>
-            <w:tcW w:type="dxa" w:w="5040"/>
-            <w:vAlign w:val="center"/>
-          </w:tcPr>
-          <w:p>
-            <w:r/>
             <w:r>
-              <w:rPr>
-                <w:rFonts w:ascii="Courier New" w:hAnsi="Courier New"/>
-                <w:sz w:val="20"/>
-              </w:rPr>
-              <w:t>02_Balance_Sheet_2025.xlsx</w:t>
-            </w:r>
-          </w:p>
-        </w:tc>
-        <w:tc>
-          <w:tcPr>
-            <w:tcW w:type="dxa" w:w="5040"/>
-            <w:vAlign w:val="center"/>
-          </w:tcPr>
-          <w:p>
-            <w:r/>
-            <w:r>
-              <w:t>Best-effort balance sheet (placeholders flagged for accountant)</w:t>
-            </w:r>
-          </w:p>
-        </w:tc>
-      </w:tr>
-      <w:tr>
-        <w:tc>
-          <w:tcPr>
-            <w:tcW w:type="dxa" w:w="5040"/>
-            <w:vAlign w:val="center"/>
-          </w:tcPr>
-          <w:p>
-            <w:r/>
-            <w:r>
-              <w:rPr>
-                <w:rFonts w:ascii="Courier New" w:hAnsi="Courier New"/>
-                <w:sz w:val="20"/>
-              </w:rPr>
-              <w:t>03_General_Ledger_2025.xlsx</w:t>
-            </w:r>
-          </w:p>
-        </w:tc>
-        <w:tc>
-          <w:tcPr>
-            <w:tcW w:type="dxa" w:w="5040"/>
-            <w:vAlign w:val="center"/>
-          </w:tcPr>
-          <w:p>
-            <w:r/>
-            <w:r>
-              <w:t>Transaction-level cash ledger, all 5 months</w:t>
-            </w:r>
-          </w:p>
-        </w:tc>
-      </w:tr>
-      <w:tr>
-        <w:tc>
-          <w:tcPr>
-            <w:tcW w:type="dxa" w:w="5040"/>
-            <w:vAlign w:val="center"/>
-          </w:tcPr>
-          <w:p>
-            <w:r/>
-            <w:r>
-              <w:rPr>
-                <w:rFonts w:ascii="Courier New" w:hAnsi="Courier New"/>
-                <w:sz w:val="20"/>
-              </w:rPr>
-              <w:t>04_Asset_Schedule_2025.xlsx</w:t>
-            </w:r>
-          </w:p>
-        </w:tc>
-        <w:tc>
-          <w:tcPr>
-            <w:tcW w:type="dxa" w:w="5040"/>
-            <w:vAlign w:val="center"/>
-          </w:tcPr>
-          <w:p>
-            <w:r/>
-            <w:r>
-              <w:t>Fixed asset / depreciation schedule (none for 2025)</w:t>
+              <w:t xml:space="preserve"> with 8 tabs (Cover &amp; Summary, P&amp;L, Balance Sheet, GL, Asset Schedule, K-1 Partners, 1099 Recipients, Tax Organizer Answers)</w:t>
             </w:r>
           </w:p>
         </w:tc>
@@ -279,6 +195,16 @@
               </w:rPr>
               <w:t>05_Cover_Memo_for_Monily.md</w:t>
             </w:r>
+            <w:r>
+              <w:t xml:space="preserve"> / </w:t>
+            </w:r>
+            <w:r>
+              <w:rPr>
+                <w:rFonts w:ascii="Courier New" w:hAnsi="Courier New"/>
+                <w:sz w:val="20"/>
+              </w:rPr>
+              <w:t>.docx</w:t>
+            </w:r>
           </w:p>
         </w:tc>
         <w:tc>
@@ -289,7 +215,7 @@
           <w:p>
             <w:r/>
             <w:r>
-              <w:t>This document</w:t>
+              <w:t>This narrative cover memo</w:t>
             </w:r>
           </w:p>
         </w:tc>
@@ -304,19 +230,10 @@
             <w:r/>
             <w:r>
               <w:rPr>
-                <w:b/>
-              </w:rPr>
-              <w:t>Bonus</w:t>
-            </w:r>
-            <w:r>
-              <w:t xml:space="preserve"> </w:t>
-            </w:r>
-            <w:r>
-              <w:rPr>
                 <w:rFonts w:ascii="Courier New" w:hAnsi="Courier New"/>
                 <w:sz w:val="20"/>
               </w:rPr>
-              <w:t>2025-armada-prime-tech-1099-k1.xlsx</w:t>
+              <w:t>06_Bonus_Detailed_Workbook.xlsx</w:t>
             </w:r>
           </w:p>
         </w:tc>
@@ -328,7 +245,7 @@
           <w:p>
             <w:r/>
             <w:r>
-              <w:t>Standalone 15-tab workbook with monthly detail, 1099 list, K-1 allocation, reconciliation</w:t>
+              <w:t>Standalone 15-tab reconciliation backup</w:t>
             </w:r>
           </w:p>
         </w:tc>
@@ -499,7 +416,7 @@
           <w:p>
             <w:r/>
             <w:r>
-              <w:t>($54,491.59)</w:t>
+              <w:t>($53,544.62)</w:t>
             </w:r>
           </w:p>
         </w:tc>
@@ -511,7 +428,7 @@
           <w:p>
             <w:r/>
             <w:r>
-              <w:t>($54,491.59)</w:t>
+              <w:t>($53,544.62)</w:t>
             </w:r>
           </w:p>
         </w:tc>
@@ -581,7 +498,7 @@
               <w:rPr>
                 <w:b/>
               </w:rPr>
-              <w:t>$7,306.44</w:t>
+              <w:t>$8,253.41</w:t>
             </w:r>
           </w:p>
         </w:tc>
@@ -596,7 +513,7 @@
               <w:rPr>
                 <w:b/>
               </w:rPr>
-              <w:t>$47,081.44</w:t>
+              <w:t>$48,028.41</w:t>
             </w:r>
           </w:p>
         </w:tc>
@@ -605,7 +522,7 @@
     <w:p/>
     <w:p>
       <w:r>
-        <w:t xml:space="preserve">The GAAP→reclass swing is the </w:t>
+        <w:t xml:space="preserve">The GAAP→reclass swing is </w:t>
       </w:r>
       <w:r>
         <w:rPr>
@@ -614,7 +531,7 @@
         <w:t>$29,275 in 506c SPV Loans</w:t>
       </w:r>
       <w:r>
-        <w:t xml:space="preserve"> (move to balance sheet as loan receivable / equity investment) and </w:t>
+        <w:t xml:space="preserve"> (move to balance sheet) and </w:t>
       </w:r>
       <w:r>
         <w:rPr>
@@ -623,7 +540,7 @@
         <w:t>$10,500 in Insurance proration</w:t>
       </w:r>
       <w:r>
-        <w:t xml:space="preserve"> (Dec $18K is annual D&amp;O — only 5/12 should hit 2025 P&amp;L, the rest is prepaid).</w:t>
+        <w:t xml:space="preserve"> (Dec $18K is annual D&amp;O — only 5/12 hits 2025).</w:t>
       </w:r>
     </w:p>
     <w:p>
@@ -642,7 +559,21 @@
         <w:rPr>
           <w:color w:val="1F4E79"/>
         </w:rPr>
-        <w:t>Member Structure &amp; K-1 Allocation</w:t>
+        <w:t>Member Structure &amp; K-1 Allocation (3 Partners)</w:t>
+      </w:r>
+    </w:p>
+    <w:p>
+      <w:r>
+        <w:t xml:space="preserve">Per Nairne 2026-05-05 — </w:t>
+      </w:r>
+      <w:r>
+        <w:rPr>
+          <w:b/>
+        </w:rPr>
+        <w:t>Phil corrected to K-1 partner</w:t>
+      </w:r>
+      <w:r>
+        <w:t xml:space="preserve"> (was previously thought to be a 1099 contractor).</w:t>
       </w:r>
     </w:p>
     <w:tbl>
@@ -772,7 +703,7 @@
           <w:p>
             <w:r/>
             <w:r>
-              <w:t>99.17% (60/60.5)</w:t>
+              <w:t>98.36% (60/61)</w:t>
             </w:r>
           </w:p>
         </w:tc>
@@ -796,7 +727,7 @@
           <w:p>
             <w:r/>
             <w:r>
-              <w:t>$46,692.34</w:t>
+              <w:t>$47,241.06</w:t>
             </w:r>
           </w:p>
         </w:tc>
@@ -825,7 +756,7 @@
           <w:p>
             <w:r/>
             <w:r>
-              <w:t>0.83% (0.5/60.5)</w:t>
+              <w:t>0.82% (0.5/61)</w:t>
             </w:r>
           </w:p>
         </w:tc>
@@ -849,7 +780,60 @@
           <w:p>
             <w:r/>
             <w:r>
-              <w:t>$389.10</w:t>
+              <w:t>$393.68</w:t>
+            </w:r>
+          </w:p>
+        </w:tc>
+      </w:tr>
+      <w:tr>
+        <w:tc>
+          <w:tcPr>
+            <w:tcW w:type="dxa" w:w="2520"/>
+            <w:vAlign w:val="center"/>
+          </w:tcPr>
+          <w:p>
+            <w:r/>
+            <w:r>
+              <w:rPr>
+                <w:b/>
+              </w:rPr>
+              <w:t>Phil</w:t>
+            </w:r>
+          </w:p>
+        </w:tc>
+        <w:tc>
+          <w:tcPr>
+            <w:tcW w:type="dxa" w:w="2520"/>
+            <w:vAlign w:val="center"/>
+          </w:tcPr>
+          <w:p>
+            <w:r/>
+            <w:r>
+              <w:t>0.82% (0.5/61)</w:t>
+            </w:r>
+          </w:p>
+        </w:tc>
+        <w:tc>
+          <w:tcPr>
+            <w:tcW w:type="dxa" w:w="2520"/>
+            <w:vAlign w:val="center"/>
+          </w:tcPr>
+          <w:p>
+            <w:r/>
+            <w:r>
+              <w:t>$946.97</w:t>
+            </w:r>
+          </w:p>
+        </w:tc>
+        <w:tc>
+          <w:tcPr>
+            <w:tcW w:type="dxa" w:w="2520"/>
+            <w:vAlign w:val="center"/>
+          </w:tcPr>
+          <w:p>
+            <w:r/>
+            <w:r>
+              <w:t>$393.68</w:t>
             </w:r>
           </w:p>
         </w:tc>
@@ -858,7 +842,7 @@
     <w:p/>
     <w:p>
       <w:r>
-        <w:t>Nairne's 60% = Fund Management 59.5% slice + direct 0.5%. The Fund Management slice is K-1 income to Nairne (NOT a separate entity expense / 1099). Raj's 0.5% direct slice is also K-1 income.</w:t>
+        <w:t>Nairne's 60% = Fund Management 59.5% slice + direct 0.5%. The Fund Management slice is K-1 income to Nairne (NOT a separate entity expense / 1099).</w:t>
       </w:r>
     </w:p>
     <w:p>
@@ -878,11 +862,6 @@
           <w:color w:val="1F4E79"/>
         </w:rPr>
         <w:t>1099-NEC Recipients (Aug–Dec 2025 totals)</w:t>
-      </w:r>
-    </w:p>
-    <w:p>
-      <w:r>
-        <w:t>The following individuals/entities received contractor payments and need 1099-NECs:</w:t>
       </w:r>
     </w:p>
     <w:tbl>
@@ -1029,32 +1008,6 @@
           <w:p>
             <w:r/>
             <w:r>
-              <w:t>Phil (last name TBD)</w:t>
-            </w:r>
-          </w:p>
-        </w:tc>
-        <w:tc>
-          <w:tcPr>
-            <w:tcW w:type="dxa" w:w="5040"/>
-            <w:vAlign w:val="center"/>
-          </w:tcPr>
-          <w:p>
-            <w:r/>
-            <w:r>
-              <w:t>$946.97</w:t>
-            </w:r>
-          </w:p>
-        </w:tc>
-      </w:tr>
-      <w:tr>
-        <w:tc>
-          <w:tcPr>
-            <w:tcW w:type="dxa" w:w="5040"/>
-            <w:vAlign w:val="center"/>
-          </w:tcPr>
-          <w:p>
-            <w:r/>
-            <w:r>
               <w:t>Issac Morris</w:t>
             </w:r>
           </w:p>
@@ -1151,7 +1104,7 @@
               <w:rPr>
                 <w:b/>
               </w:rPr>
-              <w:t>$65,991.59</w:t>
+              <w:t>$65,044.62</w:t>
             </w:r>
           </w:p>
         </w:tc>
@@ -1160,12 +1113,13 @@
     <w:p/>
     <w:p>
       <w:r>
-        <w:t>Note: Chris's $11,500 (Nov $7,500 + Dec $4,000) is in Operating Expenses on the P&amp;L, not Direct Costs. Still requires a 1099-NEC.</w:t>
+        <w:rPr>
+          <w:b/>
+        </w:rPr>
+        <w:t>Phil is NOT on the 1099 list</w:t>
       </w:r>
-    </w:p>
-    <w:p>
       <w:r>
-        <w:t>Recipients' SSN/EIN + addresses need to be collected separately.</w:t>
+        <w:t xml:space="preserve"> — Phil is a K-1 partner. See K-1 Partners tab.</w:t>
       </w:r>
     </w:p>
     <w:p>
@@ -1541,13 +1495,7 @@
           <w:p>
             <w:r/>
             <w:r>
-              <w:t xml:space="preserve">— </w:t>
-            </w:r>
-            <w:r>
-              <w:rPr>
-                <w:i/>
-              </w:rPr>
-              <w:t>(verify vendor for 1099)</w:t>
+              <w:t>—</w:t>
             </w:r>
           </w:p>
         </w:tc>
@@ -1785,7 +1733,7 @@
         <w:rPr>
           <w:color w:val="1F4E79"/>
         </w:rPr>
-        <w:t>Methodology &amp; Source Documents</w:t>
+        <w:t>Methodology</w:t>
       </w:r>
     </w:p>
     <w:p>
@@ -1809,15 +1757,7 @@
         <w:pStyle w:val="ListBullet"/>
       </w:pPr>
       <w:r>
-        <w:t>This is the gross GP cut earned by Armada Prime Tech LLC from Armada Prime LLP</w:t>
-      </w:r>
-    </w:p>
-    <w:p>
-      <w:pPr>
-        <w:pStyle w:val="ListBullet"/>
-      </w:pPr>
-      <w:r>
-        <w:t>TruQuant's 18% upstream cut (and the August "Trader &amp; Developer" / "Spydr" amounts paid inside the GP entity in August only) are EXCLUDED — these belong upstream of this entity per a 2026-04-30 policy decision</w:t>
+        <w:t>TruQuant's 18% upstream cut and the August "Trader &amp; Developer" / "Spydr" amounts are EXCLUDED — they belong upstream of this entity per a 2026-04-30 policy decision</w:t>
       </w:r>
     </w:p>
     <w:p>
@@ -1841,7 +1781,7 @@
         <w:pStyle w:val="ListBullet"/>
       </w:pPr>
       <w:r>
-        <w:t>All payments are CASH BASIS — what was actually disbursed in each month</w:t>
+        <w:t>All payments are CASH BASIS — what was actually disbursed each month</w:t>
       </w:r>
     </w:p>
     <w:p>
@@ -1849,7 +1789,7 @@
         <w:pStyle w:val="ListBullet"/>
       </w:pPr>
       <w:r>
-        <w:t>Per-recipient amounts are NET (already after weighted costs / Coinbase fees applied at the disbursement layer)</w:t>
+        <w:t>Per-recipient amounts are NET (already after weighted costs / Coinbase fees)</w:t>
       </w:r>
     </w:p>
     <w:p>
@@ -1857,7 +1797,7 @@
         <w:pStyle w:val="Heading2"/>
       </w:pPr>
       <w:r>
-        <w:t>Operating Expenses</w:t>
+        <w:t>Member Structure (Updated 2026-05-05)</w:t>
       </w:r>
     </w:p>
     <w:p>
@@ -1865,15 +1805,13 @@
         <w:pStyle w:val="ListBullet"/>
       </w:pPr>
       <w:r>
-        <w:t>Source: "Costs" sections of each month's Distributions ledger (Aug–Nov) plus "BEST ONE of December 2025 Monthly Return.xlsx" Costs tab (Dec)</w:t>
+        <w:rPr>
+          <w:b/>
+        </w:rPr>
+        <w:t>Nairne</w:t>
       </w:r>
-    </w:p>
-    <w:p>
-      <w:pPr>
-        <w:pStyle w:val="Heading2"/>
-      </w:pPr>
       <w:r>
-        <w:t>Member Structure</w:t>
+        <w:t>: 60% ownership (= Fund Mgmt 59.5% + direct 0.5%) — K-1 partner</w:t>
       </w:r>
     </w:p>
     <w:p>
@@ -1881,7 +1819,13 @@
         <w:pStyle w:val="ListBullet"/>
       </w:pPr>
       <w:r>
-        <w:t>Confirmed by the user on 2026-04-30</w:t>
+        <w:rPr>
+          <w:b/>
+        </w:rPr>
+        <w:t>Raj Duggal</w:t>
+      </w:r>
+      <w:r>
+        <w:t>: 0.5% ownership — K-1 partner</w:t>
       </w:r>
     </w:p>
     <w:p>
@@ -1889,7 +1833,19 @@
         <w:pStyle w:val="ListBullet"/>
       </w:pPr>
       <w:r>
-        <w:t>Nairne owns 60% (= Fund Mgmt 59.5% + direct 0.5%); Raj owns 0.5%</w:t>
+        <w:rPr>
+          <w:b/>
+        </w:rPr>
+        <w:t>Phil</w:t>
+      </w:r>
+      <w:r>
+        <w:t xml:space="preserve">: 0.5% ownership — K-1 partner </w:t>
+      </w:r>
+      <w:r>
+        <w:rPr>
+          <w:i/>
+        </w:rPr>
+        <w:t>(corrected from prior 1099 status)</w:t>
       </w:r>
     </w:p>
     <w:p>
@@ -1897,7 +1853,7 @@
         <w:pStyle w:val="ListBullet"/>
       </w:pPr>
       <w:r>
-        <w:t>Phil's 0.5% slice is a 1099 payment, not a member allocation (Phil is not an LLC member; Phil was replaced by Alec as an equity-holding GP in April 2026, but for 2025 Phil received a 1099)</w:t>
+        <w:t>Phil held the 0.5% slice all of 2025; Alec replaced him in April 2026</w:t>
       </w:r>
     </w:p>
     <w:p>
@@ -1944,7 +1900,7 @@
         <w:t>Formation documents</w:t>
       </w:r>
       <w:r>
-        <w:t xml:space="preserve"> — Articles of Organization / Certificate of Formation for the LLC</w:t>
+        <w:t xml:space="preserve"> — Articles of Organization for the LLC</w:t>
       </w:r>
     </w:p>
     <w:p>
@@ -1980,7 +1936,7 @@
         <w:t>Member SSNs + addresses</w:t>
       </w:r>
       <w:r>
-        <w:t xml:space="preserve"> for Nairne and Raj (for K-1s)</w:t>
+        <w:t xml:space="preserve"> for Nairne, Raj, AND Phil (3 K-1s)</w:t>
       </w:r>
     </w:p>
     <w:p>
@@ -1994,7 +1950,7 @@
         <w:t>1099 recipient SSN/EIN + addresses</w:t>
       </w:r>
       <w:r>
-        <w:t xml:space="preserve"> for Alec, Jake, AJ, Phil, Issac, Luke, Chris, plus any vendors crossing the $600 threshold (PVD, Ad Spend providers)</w:t>
+        <w:t xml:space="preserve"> for Alec, Jake, AJ, Issac, Luke, Chris, plus PVD/Ad Spend/Website vendors crossing $600</w:t>
       </w:r>
     </w:p>
     <w:p>
@@ -2022,7 +1978,7 @@
         <w:t>Initial member capital contributions</w:t>
       </w:r>
       <w:r>
-        <w:t xml:space="preserve"> — what each member contributed at formation</w:t>
+        <w:t xml:space="preserve"> for all 3 members at formation</w:t>
       </w:r>
     </w:p>
     <w:p>
@@ -2036,7 +1992,7 @@
         <w:t>Confirm cash basis vs accrual basis</w:t>
       </w:r>
       <w:r>
-        <w:t xml:space="preserve"> for tax reporting — this determines whether to use the Distributions ledger (cash) or the TPA-derived totals (accrual). The two views differ by ~$11,587 across the year.</w:t>
+        <w:t xml:space="preserve"> for tax reporting</w:t>
       </w:r>
     </w:p>
     <w:p>
@@ -2050,7 +2006,7 @@
         <w:t>Foreign financial account question</w:t>
       </w:r>
       <w:r>
-        <w:t xml:space="preserve"> — verify if any crypto wallets/exchanges used qualify as "foreign financial accounts" for FBAR/Form 8938 purposes</w:t>
+        <w:t xml:space="preserve"> — verify crypto wallets/exchanges</w:t>
       </w:r>
     </w:p>
     <w:p>
@@ -2064,7 +2020,7 @@
         <w:t>506c SPV structure</w:t>
       </w:r>
       <w:r>
-        <w:t xml:space="preserve"> — confirm whether the $29,275 in SPV disbursements is a loan (interest-bearing?) or an equity investment, for proper balance sheet classification</w:t>
+        <w:t xml:space="preserve"> — confirm whether the $29,275 is loan or equity investment</w:t>
       </w:r>
     </w:p>
     <w:p>
@@ -2078,1074 +2034,9 @@
         <w:t>Insurance pro-ration</w:t>
       </w:r>
       <w:r>
-        <w:t xml:space="preserve"> — confirm the $18K Dec Insurance is annual D&amp;O coverage for accountant to book the prepaid asset correctly</w:t>
+        <w:t xml:space="preserve"> — confirm $18K Dec is annual D&amp;O</w:t>
       </w:r>
     </w:p>
-    <w:p>
-      <w:pPr>
-        <w:spacing w:before="120" w:after="120"/>
-        <w:pBdr>
-          <w:bottom w:val="single" w:sz="6" w:color="CCCCCC"/>
-        </w:pBdr>
-      </w:pPr>
-    </w:p>
-    <w:p>
-      <w:pPr>
-        <w:pStyle w:val="Heading1"/>
-      </w:pPr>
-      <w:r>
-        <w:rPr>
-          <w:color w:val="1F4E79"/>
-        </w:rPr>
-        <w:t>Tax Organizer Form Answers</w:t>
-      </w:r>
-    </w:p>
-    <w:p>
-      <w:r>
-        <w:t>For the Monily Partnership Tax Organizer, here are the answers I can provide:</w:t>
-      </w:r>
-    </w:p>
-    <w:tbl>
-      <w:tblPr>
-        <w:tblStyle w:val="LightGrid-Accent1"/>
-        <w:tblW w:type="auto" w:w="0"/>
-        <w:tblLayout w:type="autofit"/>
-        <w:tblLook w:firstColumn="1" w:firstRow="1" w:lastColumn="0" w:lastRow="0" w:noHBand="0" w:noVBand="1" w:val="04A0"/>
-      </w:tblPr>
-      <w:tblGrid>
-        <w:gridCol w:w="5040"/>
-        <w:gridCol w:w="5040"/>
-      </w:tblGrid>
-      <w:tr>
-        <w:tc>
-          <w:tcPr>
-            <w:tcW w:type="dxa" w:w="5040"/>
-            <w:shd w:val="clear" w:color="auto" w:fill="1F4E79"/>
-            <w:vAlign w:val="center"/>
-          </w:tcPr>
-          <w:p>
-            <w:r>
-              <w:rPr>
-                <w:b/>
-                <w:color w:val="FFFFFF"/>
-              </w:rPr>
-            </w:r>
-            <w:r>
-              <w:rPr>
-                <w:b/>
-                <w:color w:val="FFFFFF"/>
-              </w:rPr>
-              <w:t>Field</w:t>
-            </w:r>
-          </w:p>
-        </w:tc>
-        <w:tc>
-          <w:tcPr>
-            <w:tcW w:type="dxa" w:w="5040"/>
-            <w:shd w:val="clear" w:color="auto" w:fill="1F4E79"/>
-            <w:vAlign w:val="center"/>
-          </w:tcPr>
-          <w:p>
-            <w:r>
-              <w:rPr>
-                <w:b/>
-                <w:color w:val="FFFFFF"/>
-              </w:rPr>
-            </w:r>
-            <w:r>
-              <w:rPr>
-                <w:b/>
-                <w:color w:val="FFFFFF"/>
-              </w:rPr>
-              <w:t>Answer</w:t>
-            </w:r>
-          </w:p>
-        </w:tc>
-      </w:tr>
-      <w:tr>
-        <w:tc>
-          <w:tcPr>
-            <w:tcW w:type="dxa" w:w="5040"/>
-            <w:vAlign w:val="center"/>
-          </w:tcPr>
-          <w:p>
-            <w:r/>
-            <w:r>
-              <w:t>Legal name of business</w:t>
-            </w:r>
-          </w:p>
-        </w:tc>
-        <w:tc>
-          <w:tcPr>
-            <w:tcW w:type="dxa" w:w="5040"/>
-            <w:vAlign w:val="center"/>
-          </w:tcPr>
-          <w:p>
-            <w:r/>
-            <w:r>
-              <w:t>Armada Prime Tech LLC</w:t>
-            </w:r>
-          </w:p>
-        </w:tc>
-      </w:tr>
-      <w:tr>
-        <w:tc>
-          <w:tcPr>
-            <w:tcW w:type="dxa" w:w="5040"/>
-            <w:vAlign w:val="center"/>
-          </w:tcPr>
-          <w:p>
-            <w:r/>
-            <w:r>
-              <w:t>Filing for the year</w:t>
-            </w:r>
-          </w:p>
-        </w:tc>
-        <w:tc>
-          <w:tcPr>
-            <w:tcW w:type="dxa" w:w="5040"/>
-            <w:vAlign w:val="center"/>
-          </w:tcPr>
-          <w:p>
-            <w:r/>
-            <w:r>
-              <w:t>2025</w:t>
-            </w:r>
-          </w:p>
-        </w:tc>
-      </w:tr>
-      <w:tr>
-        <w:tc>
-          <w:tcPr>
-            <w:tcW w:type="dxa" w:w="5040"/>
-            <w:vAlign w:val="center"/>
-          </w:tcPr>
-          <w:p>
-            <w:r/>
-            <w:r>
-              <w:t>EIN</w:t>
-            </w:r>
-          </w:p>
-        </w:tc>
-        <w:tc>
-          <w:tcPr>
-            <w:tcW w:type="dxa" w:w="5040"/>
-            <w:vAlign w:val="center"/>
-          </w:tcPr>
-          <w:p>
-            <w:r/>
-            <w:r>
-              <w:rPr>
-                <w:i/>
-              </w:rPr>
-              <w:t>(need from user)</w:t>
-            </w:r>
-          </w:p>
-        </w:tc>
-      </w:tr>
-      <w:tr>
-        <w:tc>
-          <w:tcPr>
-            <w:tcW w:type="dxa" w:w="5040"/>
-            <w:vAlign w:val="center"/>
-          </w:tcPr>
-          <w:p>
-            <w:r/>
-            <w:r>
-              <w:t>Phone Number</w:t>
-            </w:r>
-          </w:p>
-        </w:tc>
-        <w:tc>
-          <w:tcPr>
-            <w:tcW w:type="dxa" w:w="5040"/>
-            <w:vAlign w:val="center"/>
-          </w:tcPr>
-          <w:p>
-            <w:r/>
-            <w:r>
-              <w:rPr>
-                <w:i/>
-              </w:rPr>
-              <w:t>(need from user)</w:t>
-            </w:r>
-          </w:p>
-        </w:tc>
-      </w:tr>
-      <w:tr>
-        <w:tc>
-          <w:tcPr>
-            <w:tcW w:type="dxa" w:w="5040"/>
-            <w:vAlign w:val="center"/>
-          </w:tcPr>
-          <w:p>
-            <w:r/>
-            <w:r>
-              <w:t>Email</w:t>
-            </w:r>
-          </w:p>
-        </w:tc>
-        <w:tc>
-          <w:tcPr>
-            <w:tcW w:type="dxa" w:w="5040"/>
-            <w:vAlign w:val="center"/>
-          </w:tcPr>
-          <w:p>
-            <w:r/>
-            <w:r>
-              <w:rPr>
-                <w:i/>
-              </w:rPr>
-              <w:t>(need from user)</w:t>
-            </w:r>
-          </w:p>
-        </w:tc>
-      </w:tr>
-      <w:tr>
-        <w:tc>
-          <w:tcPr>
-            <w:tcW w:type="dxa" w:w="5040"/>
-            <w:vAlign w:val="center"/>
-          </w:tcPr>
-          <w:p>
-            <w:r/>
-            <w:r>
-              <w:t>Corporation address / State / City / Zip / Country</w:t>
-            </w:r>
-          </w:p>
-        </w:tc>
-        <w:tc>
-          <w:tcPr>
-            <w:tcW w:type="dxa" w:w="5040"/>
-            <w:vAlign w:val="center"/>
-          </w:tcPr>
-          <w:p>
-            <w:r/>
-            <w:r>
-              <w:rPr>
-                <w:i/>
-              </w:rPr>
-              <w:t>(need from user)</w:t>
-            </w:r>
-          </w:p>
-        </w:tc>
-      </w:tr>
-      <w:tr>
-        <w:tc>
-          <w:tcPr>
-            <w:tcW w:type="dxa" w:w="5040"/>
-            <w:vAlign w:val="center"/>
-          </w:tcPr>
-          <w:p>
-            <w:r/>
-            <w:r>
-              <w:t>Above address is new</w:t>
-            </w:r>
-          </w:p>
-        </w:tc>
-        <w:tc>
-          <w:tcPr>
-            <w:tcW w:type="dxa" w:w="5040"/>
-            <w:vAlign w:val="center"/>
-          </w:tcPr>
-          <w:p>
-            <w:r/>
-            <w:r>
-              <w:t>No</w:t>
-            </w:r>
-          </w:p>
-        </w:tc>
-      </w:tr>
-      <w:tr>
-        <w:tc>
-          <w:tcPr>
-            <w:tcW w:type="dxa" w:w="5040"/>
-            <w:vAlign w:val="center"/>
-          </w:tcPr>
-          <w:p>
-            <w:r/>
-            <w:r>
-              <w:t>Is it first year of Filing</w:t>
-            </w:r>
-          </w:p>
-        </w:tc>
-        <w:tc>
-          <w:tcPr>
-            <w:tcW w:type="dxa" w:w="5040"/>
-            <w:vAlign w:val="center"/>
-          </w:tcPr>
-          <w:p>
-            <w:r/>
-            <w:r>
-              <w:rPr>
-                <w:b/>
-              </w:rPr>
-              <w:t>Yes</w:t>
-            </w:r>
-          </w:p>
-        </w:tc>
-      </w:tr>
-      <w:tr>
-        <w:tc>
-          <w:tcPr>
-            <w:tcW w:type="dxa" w:w="5040"/>
-            <w:vAlign w:val="center"/>
-          </w:tcPr>
-          <w:p>
-            <w:r/>
-            <w:r>
-              <w:t>Partnership state residence</w:t>
-            </w:r>
-          </w:p>
-        </w:tc>
-        <w:tc>
-          <w:tcPr>
-            <w:tcW w:type="dxa" w:w="5040"/>
-            <w:vAlign w:val="center"/>
-          </w:tcPr>
-          <w:p>
-            <w:r/>
-            <w:r>
-              <w:rPr>
-                <w:i/>
-              </w:rPr>
-              <w:t>(need from user — likely state of formation)</w:t>
-            </w:r>
-          </w:p>
-        </w:tc>
-      </w:tr>
-      <w:tr>
-        <w:tc>
-          <w:tcPr>
-            <w:tcW w:type="dxa" w:w="5040"/>
-            <w:vAlign w:val="center"/>
-          </w:tcPr>
-          <w:p>
-            <w:r/>
-            <w:r>
-              <w:t>EIN letter</w:t>
-            </w:r>
-          </w:p>
-        </w:tc>
-        <w:tc>
-          <w:tcPr>
-            <w:tcW w:type="dxa" w:w="5040"/>
-            <w:vAlign w:val="center"/>
-          </w:tcPr>
-          <w:p>
-            <w:r/>
-            <w:r>
-              <w:t>Yes (need to upload)</w:t>
-            </w:r>
-          </w:p>
-        </w:tc>
-      </w:tr>
-      <w:tr>
-        <w:tc>
-          <w:tcPr>
-            <w:tcW w:type="dxa" w:w="5040"/>
-            <w:vAlign w:val="center"/>
-          </w:tcPr>
-          <w:p>
-            <w:r/>
-            <w:r>
-              <w:t>Letter of Incorporation</w:t>
-            </w:r>
-          </w:p>
-        </w:tc>
-        <w:tc>
-          <w:tcPr>
-            <w:tcW w:type="dxa" w:w="5040"/>
-            <w:vAlign w:val="center"/>
-          </w:tcPr>
-          <w:p>
-            <w:r/>
-            <w:r>
-              <w:t>Yes (need to upload)</w:t>
-            </w:r>
-          </w:p>
-        </w:tc>
-      </w:tr>
-      <w:tr>
-        <w:tc>
-          <w:tcPr>
-            <w:tcW w:type="dxa" w:w="5040"/>
-            <w:vAlign w:val="center"/>
-          </w:tcPr>
-          <w:p>
-            <w:r/>
-            <w:r>
-              <w:t>Profit &amp; Loss Statement</w:t>
-            </w:r>
-          </w:p>
-        </w:tc>
-        <w:tc>
-          <w:tcPr>
-            <w:tcW w:type="dxa" w:w="5040"/>
-            <w:vAlign w:val="center"/>
-          </w:tcPr>
-          <w:p>
-            <w:r/>
-            <w:r>
-              <w:rPr>
-                <w:b/>
-              </w:rPr>
-              <w:t>Yes</w:t>
-            </w:r>
-            <w:r>
-              <w:t xml:space="preserve"> — see </w:t>
-            </w:r>
-            <w:r>
-              <w:rPr>
-                <w:rFonts w:ascii="Courier New" w:hAnsi="Courier New"/>
-                <w:sz w:val="20"/>
-              </w:rPr>
-              <w:t>01_Profit_and_Loss_Statement_2025.xlsx</w:t>
-            </w:r>
-          </w:p>
-        </w:tc>
-      </w:tr>
-      <w:tr>
-        <w:tc>
-          <w:tcPr>
-            <w:tcW w:type="dxa" w:w="5040"/>
-            <w:vAlign w:val="center"/>
-          </w:tcPr>
-          <w:p>
-            <w:r/>
-            <w:r>
-              <w:t>Balance Sheet</w:t>
-            </w:r>
-          </w:p>
-        </w:tc>
-        <w:tc>
-          <w:tcPr>
-            <w:tcW w:type="dxa" w:w="5040"/>
-            <w:vAlign w:val="center"/>
-          </w:tcPr>
-          <w:p>
-            <w:r/>
-            <w:r>
-              <w:rPr>
-                <w:b/>
-              </w:rPr>
-              <w:t>Partial</w:t>
-            </w:r>
-            <w:r>
-              <w:t xml:space="preserve"> — see </w:t>
-            </w:r>
-            <w:r>
-              <w:rPr>
-                <w:rFonts w:ascii="Courier New" w:hAnsi="Courier New"/>
-                <w:sz w:val="20"/>
-              </w:rPr>
-              <w:t>02_Balance_Sheet_2025.xlsx</w:t>
-            </w:r>
-            <w:r>
-              <w:t xml:space="preserve"> (placeholders flagged)</w:t>
-            </w:r>
-          </w:p>
-        </w:tc>
-      </w:tr>
-      <w:tr>
-        <w:tc>
-          <w:tcPr>
-            <w:tcW w:type="dxa" w:w="5040"/>
-            <w:vAlign w:val="center"/>
-          </w:tcPr>
-          <w:p>
-            <w:r/>
-            <w:r>
-              <w:t>General Ledgers</w:t>
-            </w:r>
-          </w:p>
-        </w:tc>
-        <w:tc>
-          <w:tcPr>
-            <w:tcW w:type="dxa" w:w="5040"/>
-            <w:vAlign w:val="center"/>
-          </w:tcPr>
-          <w:p>
-            <w:r/>
-            <w:r>
-              <w:rPr>
-                <w:b/>
-              </w:rPr>
-              <w:t>Yes</w:t>
-            </w:r>
-            <w:r>
-              <w:t xml:space="preserve"> — see </w:t>
-            </w:r>
-            <w:r>
-              <w:rPr>
-                <w:rFonts w:ascii="Courier New" w:hAnsi="Courier New"/>
-                <w:sz w:val="20"/>
-              </w:rPr>
-              <w:t>03_General_Ledger_2025.xlsx</w:t>
-            </w:r>
-          </w:p>
-        </w:tc>
-      </w:tr>
-      <w:tr>
-        <w:tc>
-          <w:tcPr>
-            <w:tcW w:type="dxa" w:w="5040"/>
-            <w:vAlign w:val="center"/>
-          </w:tcPr>
-          <w:p>
-            <w:r/>
-            <w:r>
-              <w:t>Asset Schedule Template</w:t>
-            </w:r>
-          </w:p>
-        </w:tc>
-        <w:tc>
-          <w:tcPr>
-            <w:tcW w:type="dxa" w:w="5040"/>
-            <w:vAlign w:val="center"/>
-          </w:tcPr>
-          <w:p>
-            <w:r/>
-            <w:r>
-              <w:rPr>
-                <w:b/>
-              </w:rPr>
-              <w:t>Yes</w:t>
-            </w:r>
-            <w:r>
-              <w:t xml:space="preserve"> (no fixed assets) — see </w:t>
-            </w:r>
-            <w:r>
-              <w:rPr>
-                <w:rFonts w:ascii="Courier New" w:hAnsi="Courier New"/>
-                <w:sz w:val="20"/>
-              </w:rPr>
-              <w:t>04_Asset_Schedule_2025.xlsx</w:t>
-            </w:r>
-          </w:p>
-        </w:tc>
-      </w:tr>
-      <w:tr>
-        <w:tc>
-          <w:tcPr>
-            <w:tcW w:type="dxa" w:w="5040"/>
-            <w:vAlign w:val="center"/>
-          </w:tcPr>
-          <w:p>
-            <w:r/>
-            <w:r>
-              <w:t>Payroll Report and Filings</w:t>
-            </w:r>
-          </w:p>
-        </w:tc>
-        <w:tc>
-          <w:tcPr>
-            <w:tcW w:type="dxa" w:w="5040"/>
-            <w:vAlign w:val="center"/>
-          </w:tcPr>
-          <w:p>
-            <w:r/>
-            <w:r>
-              <w:rPr>
-                <w:b/>
-              </w:rPr>
-              <w:t>N/A</w:t>
-            </w:r>
-            <w:r>
-              <w:t xml:space="preserve"> — no W-2 employees</w:t>
-            </w:r>
-          </w:p>
-        </w:tc>
-      </w:tr>
-      <w:tr>
-        <w:tc>
-          <w:tcPr>
-            <w:tcW w:type="dxa" w:w="5040"/>
-            <w:vAlign w:val="center"/>
-          </w:tcPr>
-          <w:p>
-            <w:r/>
-            <w:r>
-              <w:t>Last Filed Tax Year</w:t>
-            </w:r>
-          </w:p>
-        </w:tc>
-        <w:tc>
-          <w:tcPr>
-            <w:tcW w:type="dxa" w:w="5040"/>
-            <w:vAlign w:val="center"/>
-          </w:tcPr>
-          <w:p>
-            <w:r/>
-            <w:r>
-              <w:rPr>
-                <w:b/>
-              </w:rPr>
-              <w:t>No</w:t>
-            </w:r>
-            <w:r>
-              <w:t xml:space="preserve"> (first year)</w:t>
-            </w:r>
-          </w:p>
-        </w:tc>
-      </w:tr>
-      <w:tr>
-        <w:tc>
-          <w:tcPr>
-            <w:tcW w:type="dxa" w:w="5040"/>
-            <w:vAlign w:val="center"/>
-          </w:tcPr>
-          <w:p>
-            <w:r/>
-            <w:r>
-              <w:t>Sales Tax Filings</w:t>
-            </w:r>
-          </w:p>
-        </w:tc>
-        <w:tc>
-          <w:tcPr>
-            <w:tcW w:type="dxa" w:w="5040"/>
-            <w:vAlign w:val="center"/>
-          </w:tcPr>
-          <w:p>
-            <w:r/>
-            <w:r>
-              <w:rPr>
-                <w:b/>
-              </w:rPr>
-              <w:t>N/A</w:t>
-            </w:r>
-          </w:p>
-        </w:tc>
-      </w:tr>
-      <w:tr>
-        <w:tc>
-          <w:tcPr>
-            <w:tcW w:type="dxa" w:w="5040"/>
-            <w:vAlign w:val="center"/>
-          </w:tcPr>
-          <w:p>
-            <w:r/>
-            <w:r>
-              <w:t>Estimated State Tax Payments</w:t>
-            </w:r>
-          </w:p>
-        </w:tc>
-        <w:tc>
-          <w:tcPr>
-            <w:tcW w:type="dxa" w:w="5040"/>
-            <w:vAlign w:val="center"/>
-          </w:tcPr>
-          <w:p>
-            <w:r/>
-            <w:r>
-              <w:rPr>
-                <w:b/>
-              </w:rPr>
-              <w:t>No</w:t>
-            </w:r>
-            <w:r>
-              <w:t xml:space="preserve"> </w:t>
-            </w:r>
-            <w:r>
-              <w:rPr>
-                <w:i/>
-              </w:rPr>
-              <w:t>(unless made — confirm)</w:t>
-            </w:r>
-          </w:p>
-        </w:tc>
-      </w:tr>
-      <w:tr>
-        <w:tc>
-          <w:tcPr>
-            <w:tcW w:type="dxa" w:w="5040"/>
-            <w:vAlign w:val="center"/>
-          </w:tcPr>
-          <w:p>
-            <w:r/>
-            <w:r>
-              <w:t>First time filing with Monily</w:t>
-            </w:r>
-          </w:p>
-        </w:tc>
-        <w:tc>
-          <w:tcPr>
-            <w:tcW w:type="dxa" w:w="5040"/>
-            <w:vAlign w:val="center"/>
-          </w:tcPr>
-          <w:p>
-            <w:r/>
-            <w:r>
-              <w:rPr>
-                <w:b/>
-              </w:rPr>
-              <w:t>Yes</w:t>
-            </w:r>
-            <w:r>
-              <w:t xml:space="preserve"> </w:t>
-            </w:r>
-            <w:r>
-              <w:rPr>
-                <w:i/>
-              </w:rPr>
-              <w:t>(assumed)</w:t>
-            </w:r>
-          </w:p>
-        </w:tc>
-      </w:tr>
-      <w:tr>
-        <w:tc>
-          <w:tcPr>
-            <w:tcW w:type="dxa" w:w="5040"/>
-            <w:vAlign w:val="center"/>
-          </w:tcPr>
-          <w:p>
-            <w:r/>
-            <w:r>
-              <w:t>Number of Share Holders</w:t>
-            </w:r>
-          </w:p>
-        </w:tc>
-        <w:tc>
-          <w:tcPr>
-            <w:tcW w:type="dxa" w:w="5040"/>
-            <w:vAlign w:val="center"/>
-          </w:tcPr>
-          <w:p>
-            <w:r/>
-            <w:r>
-              <w:rPr>
-                <w:b/>
-              </w:rPr>
-              <w:t>2</w:t>
-            </w:r>
-            <w:r>
-              <w:t xml:space="preserve"> (Nairne + Raj Duggal)</w:t>
-            </w:r>
-          </w:p>
-        </w:tc>
-      </w:tr>
-      <w:tr>
-        <w:tc>
-          <w:tcPr>
-            <w:tcW w:type="dxa" w:w="5040"/>
-            <w:vAlign w:val="center"/>
-          </w:tcPr>
-          <w:p>
-            <w:r/>
-            <w:r>
-              <w:t>Change of business name during year</w:t>
-            </w:r>
-          </w:p>
-        </w:tc>
-        <w:tc>
-          <w:tcPr>
-            <w:tcW w:type="dxa" w:w="5040"/>
-            <w:vAlign w:val="center"/>
-          </w:tcPr>
-          <w:p>
-            <w:r/>
-            <w:r>
-              <w:t>No</w:t>
-            </w:r>
-          </w:p>
-        </w:tc>
-      </w:tr>
-      <w:tr>
-        <w:tc>
-          <w:tcPr>
-            <w:tcW w:type="dxa" w:w="5040"/>
-            <w:vAlign w:val="center"/>
-          </w:tcPr>
-          <w:p>
-            <w:r/>
-            <w:r>
-              <w:t>Calendar year filer</w:t>
-            </w:r>
-          </w:p>
-        </w:tc>
-        <w:tc>
-          <w:tcPr>
-            <w:tcW w:type="dxa" w:w="5040"/>
-            <w:vAlign w:val="center"/>
-          </w:tcPr>
-          <w:p>
-            <w:r/>
-            <w:r>
-              <w:rPr>
-                <w:b/>
-              </w:rPr>
-              <w:t>Yes</w:t>
-            </w:r>
-          </w:p>
-        </w:tc>
-      </w:tr>
-      <w:tr>
-        <w:tc>
-          <w:tcPr>
-            <w:tcW w:type="dxa" w:w="5040"/>
-            <w:vAlign w:val="center"/>
-          </w:tcPr>
-          <w:p>
-            <w:r/>
-            <w:r>
-              <w:t>Foreign account interest/signature authority</w:t>
-            </w:r>
-          </w:p>
-        </w:tc>
-        <w:tc>
-          <w:tcPr>
-            <w:tcW w:type="dxa" w:w="5040"/>
-            <w:vAlign w:val="center"/>
-          </w:tcPr>
-          <w:p>
-            <w:r/>
-            <w:r>
-              <w:rPr>
-                <w:i/>
-              </w:rPr>
-              <w:t>(verify — depends on crypto exchange custody)</w:t>
-            </w:r>
-          </w:p>
-        </w:tc>
-      </w:tr>
-      <w:tr>
-        <w:tc>
-          <w:tcPr>
-            <w:tcW w:type="dxa" w:w="5040"/>
-            <w:vAlign w:val="center"/>
-          </w:tcPr>
-          <w:p>
-            <w:r/>
-            <w:r>
-              <w:t>Any shareholder a disregarded entity / trust / S-corp</w:t>
-            </w:r>
-          </w:p>
-        </w:tc>
-        <w:tc>
-          <w:tcPr>
-            <w:tcW w:type="dxa" w:w="5040"/>
-            <w:vAlign w:val="center"/>
-          </w:tcPr>
-          <w:p>
-            <w:r/>
-            <w:r>
-              <w:t>No (members are individuals — confirm)</w:t>
-            </w:r>
-          </w:p>
-        </w:tc>
-      </w:tr>
-      <w:tr>
-        <w:tc>
-          <w:tcPr>
-            <w:tcW w:type="dxa" w:w="5040"/>
-            <w:vAlign w:val="center"/>
-          </w:tcPr>
-          <w:p>
-            <w:r/>
-            <w:r>
-              <w:t>Owns 20%+ of foreign/domestic corp</w:t>
-            </w:r>
-          </w:p>
-        </w:tc>
-        <w:tc>
-          <w:tcPr>
-            <w:tcW w:type="dxa" w:w="5040"/>
-            <w:vAlign w:val="center"/>
-          </w:tcPr>
-          <w:p>
-            <w:r/>
-            <w:r>
-              <w:t>No</w:t>
-            </w:r>
-          </w:p>
-        </w:tc>
-      </w:tr>
-      <w:tr>
-        <w:tc>
-          <w:tcPr>
-            <w:tcW w:type="dxa" w:w="5040"/>
-            <w:vAlign w:val="center"/>
-          </w:tcPr>
-          <w:p>
-            <w:r/>
-            <w:r>
-              <w:t>Outstanding restricted stock</w:t>
-            </w:r>
-          </w:p>
-        </w:tc>
-        <w:tc>
-          <w:tcPr>
-            <w:tcW w:type="dxa" w:w="5040"/>
-            <w:vAlign w:val="center"/>
-          </w:tcPr>
-          <w:p>
-            <w:r/>
-            <w:r>
-              <w:t>No</w:t>
-            </w:r>
-          </w:p>
-        </w:tc>
-      </w:tr>
-      <w:tr>
-        <w:tc>
-          <w:tcPr>
-            <w:tcW w:type="dxa" w:w="5040"/>
-            <w:vAlign w:val="center"/>
-          </w:tcPr>
-          <w:p>
-            <w:r/>
-            <w:r>
-              <w:t>Outstanding stock options/warrants</w:t>
-            </w:r>
-          </w:p>
-        </w:tc>
-        <w:tc>
-          <w:tcPr>
-            <w:tcW w:type="dxa" w:w="5040"/>
-            <w:vAlign w:val="center"/>
-          </w:tcPr>
-          <w:p>
-            <w:r/>
-            <w:r>
-              <w:t>No</w:t>
-            </w:r>
-          </w:p>
-        </w:tc>
-      </w:tr>
-      <w:tr>
-        <w:tc>
-          <w:tcPr>
-            <w:tcW w:type="dxa" w:w="5040"/>
-            <w:vAlign w:val="center"/>
-          </w:tcPr>
-          <w:p>
-            <w:r/>
-            <w:r>
-              <w:t>Distribution of property or transfer of shareholder interest</w:t>
-            </w:r>
-          </w:p>
-        </w:tc>
-        <w:tc>
-          <w:tcPr>
-            <w:tcW w:type="dxa" w:w="5040"/>
-            <w:vAlign w:val="center"/>
-          </w:tcPr>
-          <w:p>
-            <w:r/>
-            <w:r>
-              <w:t>No (Phil → Alec was 2026, not 2025)</w:t>
-            </w:r>
-          </w:p>
-        </w:tc>
-      </w:tr>
-      <w:tr>
-        <w:tc>
-          <w:tcPr>
-            <w:tcW w:type="dxa" w:w="5040"/>
-            <w:vAlign w:val="center"/>
-          </w:tcPr>
-          <w:p>
-            <w:r/>
-            <w:r>
-              <w:t>Accessibility expenses</w:t>
-            </w:r>
-          </w:p>
-        </w:tc>
-        <w:tc>
-          <w:tcPr>
-            <w:tcW w:type="dxa" w:w="5040"/>
-            <w:vAlign w:val="center"/>
-          </w:tcPr>
-          <w:p>
-            <w:r/>
-            <w:r>
-              <w:t>No</w:t>
-            </w:r>
-          </w:p>
-        </w:tc>
-      </w:tr>
-      <w:tr>
-        <w:tc>
-          <w:tcPr>
-            <w:tcW w:type="dxa" w:w="5040"/>
-            <w:vAlign w:val="center"/>
-          </w:tcPr>
-          <w:p>
-            <w:r/>
-            <w:r>
-              <w:t>FICA on tips</w:t>
-            </w:r>
-          </w:p>
-        </w:tc>
-        <w:tc>
-          <w:tcPr>
-            <w:tcW w:type="dxa" w:w="5040"/>
-            <w:vAlign w:val="center"/>
-          </w:tcPr>
-          <w:p>
-            <w:r/>
-            <w:r>
-              <w:t>No (no W-2 employees)</w:t>
-            </w:r>
-          </w:p>
-        </w:tc>
-      </w:tr>
-      <w:tr>
-        <w:tc>
-          <w:tcPr>
-            <w:tcW w:type="dxa" w:w="5040"/>
-            <w:vAlign w:val="center"/>
-          </w:tcPr>
-          <w:p>
-            <w:r/>
-            <w:r>
-              <w:t>Low-income housing rentals</w:t>
-            </w:r>
-          </w:p>
-        </w:tc>
-        <w:tc>
-          <w:tcPr>
-            <w:tcW w:type="dxa" w:w="5040"/>
-            <w:vAlign w:val="center"/>
-          </w:tcPr>
-          <w:p>
-            <w:r/>
-            <w:r>
-              <w:t>No</w:t>
-            </w:r>
-          </w:p>
-        </w:tc>
-      </w:tr>
-      <w:tr>
-        <w:tc>
-          <w:tcPr>
-            <w:tcW w:type="dxa" w:w="5040"/>
-            <w:vAlign w:val="center"/>
-          </w:tcPr>
-          <w:p>
-            <w:r/>
-            <w:r>
-              <w:t>R&amp;D expenditures</w:t>
-            </w:r>
-          </w:p>
-        </w:tc>
-        <w:tc>
-          <w:tcPr>
-            <w:tcW w:type="dxa" w:w="5040"/>
-            <w:vAlign w:val="center"/>
-          </w:tcPr>
-          <w:p>
-            <w:r/>
-            <w:r>
-              <w:t>No</w:t>
-            </w:r>
-          </w:p>
-        </w:tc>
-      </w:tr>
-    </w:tbl>
-    <w:p/>
     <w:p>
       <w:pPr>
         <w:spacing w:before="120" w:after="120"/>
@@ -3176,21 +2067,8 @@
           <w:sz w:val="20"/>
         </w:rPr>
         <w:t>python tools/build_monily_package.py</w:t>
-      </w:r>
-    </w:p>
-    <w:p>
-      <w:r>
-        <w:t xml:space="preserve">Source data is pulled from </w:t>
-      </w:r>
-      <w:r>
-        <w:rPr>
-          <w:rFonts w:ascii="Courier New" w:hAnsi="Courier New"/>
-          <w:sz w:val="20"/>
-        </w:rPr>
-        <w:t>tools/build_2025_year_end.py</w:t>
-      </w:r>
-      <w:r>
-        <w:t xml:space="preserve"> (which pulls from TPA reports + internal Distributions ledger).</w:t>
+        <w:br/>
+        <w:t>python tools/md_to_docx.py     # to regenerate the .docx</w:t>
       </w:r>
     </w:p>
     <w:sectPr>

--- a/monily-package/05_Cover_Memo_for_Monily.docx
+++ b/monily-package/05_Cover_Memo_for_Monily.docx
@@ -416,7 +416,7 @@
           <w:p>
             <w:r/>
             <w:r>
-              <w:t>($53,544.62)</w:t>
+              <w:t>($86,531.81)</w:t>
             </w:r>
           </w:p>
         </w:tc>
@@ -428,7 +428,7 @@
           <w:p>
             <w:r/>
             <w:r>
-              <w:t>($53,544.62)</w:t>
+              <w:t>($86,531.81)</w:t>
             </w:r>
           </w:p>
         </w:tc>
@@ -498,7 +498,7 @@
               <w:rPr>
                 <w:b/>
               </w:rPr>
-              <w:t>$8,253.41</w:t>
+              <w:t>$-24,733.78</w:t>
             </w:r>
           </w:p>
         </w:tc>
@@ -513,7 +513,7 @@
               <w:rPr>
                 <w:b/>
               </w:rPr>
-              <w:t>$48,028.41</w:t>
+              <w:t>$15,041.22</w:t>
             </w:r>
           </w:p>
         </w:tc>
@@ -715,7 +715,7 @@
           <w:p>
             <w:r/>
             <w:r>
-              <w:t>$85,996.83</w:t>
+              <w:t>$34,188.88</w:t>
             </w:r>
           </w:p>
         </w:tc>
@@ -727,7 +727,7 @@
           <w:p>
             <w:r/>
             <w:r>
-              <w:t>$47,241.06</w:t>
+              <w:t>$14,794.64</w:t>
             </w:r>
           </w:p>
         </w:tc>
@@ -780,7 +780,7 @@
           <w:p>
             <w:r/>
             <w:r>
-              <w:t>$393.68</w:t>
+              <w:t>$123.29</w:t>
             </w:r>
           </w:p>
         </w:tc>
@@ -833,7 +833,7 @@
           <w:p>
             <w:r/>
             <w:r>
-              <w:t>$393.68</w:t>
+              <w:t>$123.29</w:t>
             </w:r>
           </w:p>
         </w:tc>
@@ -994,7 +994,7 @@
           <w:p>
             <w:r/>
             <w:r>
-              <w:t>$4,152.70</w:t>
+              <w:t>$37,139.89</w:t>
             </w:r>
           </w:p>
         </w:tc>
@@ -1104,7 +1104,7 @@
               <w:rPr>
                 <w:b/>
               </w:rPr>
-              <w:t>$65,044.62</w:t>
+              <w:t>$98,031.81</w:t>
             </w:r>
           </w:p>
         </w:tc>

--- a/monily-package/05_Cover_Memo_for_Monily.docx
+++ b/monily-package/05_Cover_Memo_for_Monily.docx
@@ -416,7 +416,7 @@
           <w:p>
             <w:r/>
             <w:r>
-              <w:t>($86,531.81)</w:t>
+              <w:t>($86,754.81)</w:t>
             </w:r>
           </w:p>
         </w:tc>
@@ -428,7 +428,7 @@
           <w:p>
             <w:r/>
             <w:r>
-              <w:t>($86,531.81)</w:t>
+              <w:t>($86,754.81)</w:t>
             </w:r>
           </w:p>
         </w:tc>
@@ -498,7 +498,7 @@
               <w:rPr>
                 <w:b/>
               </w:rPr>
-              <w:t>$-24,733.78</w:t>
+              <w:t>$-24,956.78</w:t>
             </w:r>
           </w:p>
         </w:tc>
@@ -513,7 +513,7 @@
               <w:rPr>
                 <w:b/>
               </w:rPr>
-              <w:t>$15,041.22</w:t>
+              <w:t>$14,818.22</w:t>
             </w:r>
           </w:p>
         </w:tc>
@@ -727,7 +727,7 @@
           <w:p>
             <w:r/>
             <w:r>
-              <w:t>$14,794.64</w:t>
+              <w:t>$14,575.30</w:t>
             </w:r>
           </w:p>
         </w:tc>
@@ -780,7 +780,7 @@
           <w:p>
             <w:r/>
             <w:r>
-              <w:t>$123.29</w:t>
+              <w:t>$121.46</w:t>
             </w:r>
           </w:p>
         </w:tc>
@@ -833,7 +833,7 @@
           <w:p>
             <w:r/>
             <w:r>
-              <w:t>$123.29</w:t>
+              <w:t>$121.46</w:t>
             </w:r>
           </w:p>
         </w:tc>
@@ -1060,6 +1060,32 @@
           <w:p>
             <w:r/>
             <w:r>
+              <w:t>Nikki</w:t>
+            </w:r>
+          </w:p>
+        </w:tc>
+        <w:tc>
+          <w:tcPr>
+            <w:tcW w:type="dxa" w:w="5040"/>
+            <w:vAlign w:val="center"/>
+          </w:tcPr>
+          <w:p>
+            <w:r/>
+            <w:r>
+              <w:t>$223.00</w:t>
+            </w:r>
+          </w:p>
+        </w:tc>
+      </w:tr>
+      <w:tr>
+        <w:tc>
+          <w:tcPr>
+            <w:tcW w:type="dxa" w:w="5040"/>
+            <w:vAlign w:val="center"/>
+          </w:tcPr>
+          <w:p>
+            <w:r/>
+            <w:r>
               <w:t>Chris (operating contractor)</w:t>
             </w:r>
           </w:p>
@@ -1104,7 +1130,7 @@
               <w:rPr>
                 <w:b/>
               </w:rPr>
-              <w:t>$98,031.81</w:t>
+              <w:t>$98,254.81</w:t>
             </w:r>
           </w:p>
         </w:tc>

--- a/monily-package/05_Cover_Memo_for_Monily.docx
+++ b/monily-package/05_Cover_Memo_for_Monily.docx
@@ -32,7 +32,7 @@
         <w:t>Prepared:</w:t>
       </w:r>
       <w:r>
-        <w:t xml:space="preserve"> 2026-05-05</w:t>
+        <w:t xml:space="preserve"> 2026-05-07</w:t>
       </w:r>
     </w:p>
     <w:p>
@@ -454,7 +454,7 @@
           <w:p>
             <w:r/>
             <w:r>
-              <w:t>($91,225.00)</w:t>
+              <w:t>($55,225.00)</w:t>
             </w:r>
           </w:p>
         </w:tc>
@@ -466,7 +466,7 @@
           <w:p>
             <w:r/>
             <w:r>
-              <w:t>($51,450.00)</w:t>
+              <w:t>($40,450.00)</w:t>
             </w:r>
           </w:p>
         </w:tc>
@@ -498,7 +498,7 @@
               <w:rPr>
                 <w:b/>
               </w:rPr>
-              <w:t>$-24,956.78</w:t>
+              <w:t>$11,043.22</w:t>
             </w:r>
           </w:p>
         </w:tc>
@@ -513,7 +513,7 @@
               <w:rPr>
                 <w:b/>
               </w:rPr>
-              <w:t>$14,818.22</w:t>
+              <w:t>$25,818.22</w:t>
             </w:r>
           </w:p>
         </w:tc>
@@ -528,7 +528,7 @@
         <w:rPr>
           <w:b/>
         </w:rPr>
-        <w:t>$29,275 in 506c SPV Loans</w:t>
+        <w:t>$4,275 in 506c SPV Loans</w:t>
       </w:r>
       <w:r>
         <w:t xml:space="preserve"> (move to balance sheet) and </w:t>
@@ -727,7 +727,7 @@
           <w:p>
             <w:r/>
             <w:r>
-              <w:t>$14,575.30</w:t>
+              <w:t>$25,394.97</w:t>
             </w:r>
           </w:p>
         </w:tc>
@@ -780,7 +780,7 @@
           <w:p>
             <w:r/>
             <w:r>
-              <w:t>$121.46</w:t>
+              <w:t>$211.62</w:t>
             </w:r>
           </w:p>
         </w:tc>
@@ -833,7 +833,7 @@
           <w:p>
             <w:r/>
             <w:r>
-              <w:t>$121.46</w:t>
+              <w:t>$211.62</w:t>
             </w:r>
           </w:p>
         </w:tc>
@@ -1653,7 +1653,7 @@
           <w:p>
             <w:r/>
             <w:r>
-              <w:t>$29,275.00</w:t>
+              <w:t>$4,275.00</w:t>
             </w:r>
           </w:p>
         </w:tc>
@@ -1712,7 +1712,7 @@
               <w:rPr>
                 <w:b/>
               </w:rPr>
-              <w:t>$91,225.00</w:t>
+              <w:t>$55,225.00</w:t>
             </w:r>
           </w:p>
         </w:tc>
@@ -1727,7 +1727,7 @@
               <w:rPr>
                 <w:b/>
               </w:rPr>
-              <w:t>$51,450.00</w:t>
+              <w:t>$40,450.00</w:t>
             </w:r>
           </w:p>
         </w:tc>
@@ -2046,7 +2046,7 @@
         <w:t>506c SPV structure</w:t>
       </w:r>
       <w:r>
-        <w:t xml:space="preserve"> — confirm whether the $29,275 is loan or equity investment</w:t>
+        <w:t xml:space="preserve"> — confirm whether the $4,275 is loan or equity investment</w:t>
       </w:r>
     </w:p>
     <w:p>

--- a/monily-package/05_Cover_Memo_for_Monily.docx
+++ b/monily-package/05_Cover_Memo_for_Monily.docx
@@ -268,7 +268,576 @@
         <w:rPr>
           <w:color w:val="1F4E79"/>
         </w:rPr>
-        <w:t>Headline Numbers (2025)</w:t>
+        <w:t>Headline Numbers (2025) — Tax-Reclass Basis</w:t>
+      </w:r>
+    </w:p>
+    <w:tbl>
+      <w:tblPr>
+        <w:tblStyle w:val="LightGrid-Accent1"/>
+        <w:tblW w:type="auto" w:w="0"/>
+        <w:tblLayout w:type="autofit"/>
+        <w:tblLook w:firstColumn="1" w:firstRow="1" w:lastColumn="0" w:lastRow="0" w:noHBand="0" w:noVBand="1" w:val="04A0"/>
+      </w:tblPr>
+      <w:tblGrid>
+        <w:gridCol w:w="5040"/>
+        <w:gridCol w:w="5040"/>
+      </w:tblGrid>
+      <w:tr>
+        <w:tc>
+          <w:tcPr>
+            <w:tcW w:type="dxa" w:w="5040"/>
+            <w:shd w:val="clear" w:color="auto" w:fill="1F4E79"/>
+            <w:vAlign w:val="center"/>
+          </w:tcPr>
+          <w:p>
+            <w:r>
+              <w:rPr>
+                <w:b/>
+                <w:color w:val="FFFFFF"/>
+              </w:rPr>
+            </w:r>
+            <w:r>
+              <w:rPr>
+                <w:b/>
+                <w:color w:val="FFFFFF"/>
+              </w:rPr>
+              <w:t>Line</w:t>
+            </w:r>
+          </w:p>
+        </w:tc>
+        <w:tc>
+          <w:tcPr>
+            <w:tcW w:type="dxa" w:w="5040"/>
+            <w:shd w:val="clear" w:color="auto" w:fill="1F4E79"/>
+            <w:vAlign w:val="center"/>
+          </w:tcPr>
+          <w:p>
+            <w:r>
+              <w:rPr>
+                <w:b/>
+                <w:color w:val="FFFFFF"/>
+              </w:rPr>
+            </w:r>
+            <w:r>
+              <w:rPr>
+                <w:b/>
+                <w:color w:val="FFFFFF"/>
+              </w:rPr>
+              <w:t>Amount</w:t>
+            </w:r>
+          </w:p>
+        </w:tc>
+      </w:tr>
+      <w:tr>
+        <w:tc>
+          <w:tcPr>
+            <w:tcW w:type="dxa" w:w="5040"/>
+            <w:vAlign w:val="center"/>
+          </w:tcPr>
+          <w:p>
+            <w:r/>
+            <w:r>
+              <w:rPr>
+                <w:b/>
+              </w:rPr>
+              <w:t>Revenue</w:t>
+            </w:r>
+            <w:r>
+              <w:t xml:space="preserve"> (Performance Fees from Armada Prime LLP)</w:t>
+            </w:r>
+          </w:p>
+        </w:tc>
+        <w:tc>
+          <w:tcPr>
+            <w:tcW w:type="dxa" w:w="5040"/>
+            <w:vAlign w:val="center"/>
+          </w:tcPr>
+          <w:p>
+            <w:r/>
+            <w:r>
+              <w:t>$153,023.03</w:t>
+            </w:r>
+          </w:p>
+        </w:tc>
+      </w:tr>
+      <w:tr>
+        <w:tc>
+          <w:tcPr>
+            <w:tcW w:type="dxa" w:w="5040"/>
+            <w:vAlign w:val="center"/>
+          </w:tcPr>
+          <w:p>
+            <w:r/>
+            <w:r>
+              <w:t>Less: Direct Costs (1099 contractor commissions)</w:t>
+            </w:r>
+          </w:p>
+        </w:tc>
+        <w:tc>
+          <w:tcPr>
+            <w:tcW w:type="dxa" w:w="5040"/>
+            <w:vAlign w:val="center"/>
+          </w:tcPr>
+          <w:p>
+            <w:r/>
+            <w:r>
+              <w:t>($86,754.81)</w:t>
+            </w:r>
+          </w:p>
+        </w:tc>
+      </w:tr>
+      <w:tr>
+        <w:tc>
+          <w:tcPr>
+            <w:tcW w:type="dxa" w:w="5040"/>
+            <w:vAlign w:val="center"/>
+          </w:tcPr>
+          <w:p>
+            <w:r/>
+            <w:r>
+              <w:t>Less: Operating Expenses (after reclass)</w:t>
+            </w:r>
+          </w:p>
+        </w:tc>
+        <w:tc>
+          <w:tcPr>
+            <w:tcW w:type="dxa" w:w="5040"/>
+            <w:vAlign w:val="center"/>
+          </w:tcPr>
+          <w:p>
+            <w:r/>
+            <w:r>
+              <w:t>($40,450.00)</w:t>
+            </w:r>
+          </w:p>
+        </w:tc>
+      </w:tr>
+      <w:tr>
+        <w:tc>
+          <w:tcPr>
+            <w:tcW w:type="dxa" w:w="5040"/>
+            <w:vAlign w:val="center"/>
+          </w:tcPr>
+          <w:p>
+            <w:r/>
+            <w:r>
+              <w:rPr>
+                <w:b/>
+              </w:rPr>
+              <w:t>PARTNERSHIP NET INCOME</w:t>
+            </w:r>
+          </w:p>
+        </w:tc>
+        <w:tc>
+          <w:tcPr>
+            <w:tcW w:type="dxa" w:w="5040"/>
+            <w:vAlign w:val="center"/>
+          </w:tcPr>
+          <w:p>
+            <w:r/>
+            <w:r>
+              <w:rPr>
+                <w:b/>
+              </w:rPr>
+              <w:t>$25,818.22</w:t>
+            </w:r>
+          </w:p>
+        </w:tc>
+      </w:tr>
+    </w:tbl>
+    <w:p/>
+    <w:p>
+      <w:r>
+        <w:t>Tax-reclass adjustments: $4,275 SPV Loan moved to Balance Sheet; $10,500 Insurance pro-rated to Prepaid Asset (only $7,500 of the $18K Dec premium hits 2025 P&amp;L for the 5-month operating period).</w:t>
+      </w:r>
+    </w:p>
+    <w:p>
+      <w:pPr>
+        <w:spacing w:before="120" w:after="120"/>
+        <w:pBdr>
+          <w:bottom w:val="single" w:sz="6" w:color="CCCCCC"/>
+        </w:pBdr>
+      </w:pPr>
+    </w:p>
+    <w:p>
+      <w:pPr>
+        <w:pStyle w:val="Heading1"/>
+      </w:pPr>
+      <w:r>
+        <w:rPr>
+          <w:color w:val="1F4E79"/>
+        </w:rPr>
+        <w:t>Member Structure &amp; K-1 Allocation (3 Partners) — Per Nairne 2026-05-07</w:t>
+      </w:r>
+    </w:p>
+    <w:p>
+      <w:r>
+        <w:t xml:space="preserve">The 59.5% Fund Mgmt slice is split 50/50 between </w:t>
+      </w:r>
+      <w:r>
+        <w:rPr>
+          <w:b/>
+        </w:rPr>
+        <w:t>AJ Affleck (1099 contractor)</w:t>
+      </w:r>
+      <w:r>
+        <w:t xml:space="preserve"> and </w:t>
+      </w:r>
+      <w:r>
+        <w:rPr>
+          <w:b/>
+        </w:rPr>
+        <w:t>Nairne (K-1 partner)</w:t>
+      </w:r>
+      <w:r>
+        <w:t>.</w:t>
+      </w:r>
+    </w:p>
+    <w:tbl>
+      <w:tblPr>
+        <w:tblStyle w:val="LightGrid-Accent1"/>
+        <w:tblW w:type="auto" w:w="0"/>
+        <w:tblLayout w:type="autofit"/>
+        <w:tblLook w:firstColumn="1" w:firstRow="1" w:lastColumn="0" w:lastRow="0" w:noHBand="0" w:noVBand="1" w:val="04A0"/>
+      </w:tblPr>
+      <w:tblGrid>
+        <w:gridCol w:w="2016"/>
+        <w:gridCol w:w="2016"/>
+        <w:gridCol w:w="2016"/>
+        <w:gridCol w:w="2016"/>
+        <w:gridCol w:w="2016"/>
+      </w:tblGrid>
+      <w:tr>
+        <w:tc>
+          <w:tcPr>
+            <w:tcW w:type="dxa" w:w="2016"/>
+            <w:shd w:val="clear" w:color="auto" w:fill="1F4E79"/>
+            <w:vAlign w:val="center"/>
+          </w:tcPr>
+          <w:p>
+            <w:r>
+              <w:rPr>
+                <w:b/>
+                <w:color w:val="FFFFFF"/>
+              </w:rPr>
+            </w:r>
+            <w:r>
+              <w:rPr>
+                <w:b/>
+                <w:color w:val="FFFFFF"/>
+              </w:rPr>
+              <w:t>Member</w:t>
+            </w:r>
+          </w:p>
+        </w:tc>
+        <w:tc>
+          <w:tcPr>
+            <w:tcW w:type="dxa" w:w="2016"/>
+            <w:shd w:val="clear" w:color="auto" w:fill="1F4E79"/>
+            <w:vAlign w:val="center"/>
+          </w:tcPr>
+          <w:p>
+            <w:r>
+              <w:rPr>
+                <w:b/>
+                <w:color w:val="FFFFFF"/>
+              </w:rPr>
+            </w:r>
+            <w:r>
+              <w:rPr>
+                <w:b/>
+                <w:color w:val="FFFFFF"/>
+              </w:rPr>
+              <w:t>Economic Interest</w:t>
+            </w:r>
+          </w:p>
+        </w:tc>
+        <w:tc>
+          <w:tcPr>
+            <w:tcW w:type="dxa" w:w="2016"/>
+            <w:shd w:val="clear" w:color="auto" w:fill="1F4E79"/>
+            <w:vAlign w:val="center"/>
+          </w:tcPr>
+          <w:p>
+            <w:r>
+              <w:rPr>
+                <w:b/>
+                <w:color w:val="FFFFFF"/>
+              </w:rPr>
+            </w:r>
+            <w:r>
+              <w:rPr>
+                <w:b/>
+                <w:color w:val="FFFFFF"/>
+              </w:rPr>
+              <w:t>Ownership %</w:t>
+            </w:r>
+          </w:p>
+        </w:tc>
+        <w:tc>
+          <w:tcPr>
+            <w:tcW w:type="dxa" w:w="2016"/>
+            <w:shd w:val="clear" w:color="auto" w:fill="1F4E79"/>
+            <w:vAlign w:val="center"/>
+          </w:tcPr>
+          <w:p>
+            <w:r>
+              <w:rPr>
+                <w:b/>
+                <w:color w:val="FFFFFF"/>
+              </w:rPr>
+            </w:r>
+            <w:r>
+              <w:rPr>
+                <w:b/>
+                <w:color w:val="FFFFFF"/>
+              </w:rPr>
+              <w:t>Cash Distributions</w:t>
+            </w:r>
+          </w:p>
+        </w:tc>
+        <w:tc>
+          <w:tcPr>
+            <w:tcW w:type="dxa" w:w="2016"/>
+            <w:shd w:val="clear" w:color="auto" w:fill="1F4E79"/>
+            <w:vAlign w:val="center"/>
+          </w:tcPr>
+          <w:p>
+            <w:r>
+              <w:rPr>
+                <w:b/>
+                <w:color w:val="FFFFFF"/>
+              </w:rPr>
+            </w:r>
+            <w:r>
+              <w:rPr>
+                <w:b/>
+                <w:color w:val="FFFFFF"/>
+              </w:rPr>
+              <w:t>K-1 Allocated Net Income</w:t>
+            </w:r>
+          </w:p>
+        </w:tc>
+      </w:tr>
+      <w:tr>
+        <w:tc>
+          <w:tcPr>
+            <w:tcW w:type="dxa" w:w="2016"/>
+            <w:vAlign w:val="center"/>
+          </w:tcPr>
+          <w:p>
+            <w:r/>
+            <w:r>
+              <w:rPr>
+                <w:b/>
+              </w:rPr>
+              <w:t>Nairne</w:t>
+            </w:r>
+          </w:p>
+        </w:tc>
+        <w:tc>
+          <w:tcPr>
+            <w:tcW w:type="dxa" w:w="2016"/>
+            <w:vAlign w:val="center"/>
+          </w:tcPr>
+          <w:p>
+            <w:r/>
+            <w:r>
+              <w:t>30.25% (50%×Fund Mgmt + 0.5% direct)</w:t>
+            </w:r>
+          </w:p>
+        </w:tc>
+        <w:tc>
+          <w:tcPr>
+            <w:tcW w:type="dxa" w:w="2016"/>
+            <w:vAlign w:val="center"/>
+          </w:tcPr>
+          <w:p>
+            <w:r/>
+            <w:r>
+              <w:t>96.80%</w:t>
+            </w:r>
+          </w:p>
+        </w:tc>
+        <w:tc>
+          <w:tcPr>
+            <w:tcW w:type="dxa" w:w="2016"/>
+            <w:vAlign w:val="center"/>
+          </w:tcPr>
+          <w:p>
+            <w:r/>
+            <w:r>
+              <w:t>$34,188.88</w:t>
+            </w:r>
+          </w:p>
+        </w:tc>
+        <w:tc>
+          <w:tcPr>
+            <w:tcW w:type="dxa" w:w="2016"/>
+            <w:vAlign w:val="center"/>
+          </w:tcPr>
+          <w:p>
+            <w:r/>
+            <w:r>
+              <w:t>$24,992.04</w:t>
+            </w:r>
+          </w:p>
+        </w:tc>
+      </w:tr>
+      <w:tr>
+        <w:tc>
+          <w:tcPr>
+            <w:tcW w:type="dxa" w:w="2016"/>
+            <w:vAlign w:val="center"/>
+          </w:tcPr>
+          <w:p>
+            <w:r/>
+            <w:r>
+              <w:rPr>
+                <w:b/>
+              </w:rPr>
+              <w:t>Raj Duggal</w:t>
+            </w:r>
+          </w:p>
+        </w:tc>
+        <w:tc>
+          <w:tcPr>
+            <w:tcW w:type="dxa" w:w="2016"/>
+            <w:vAlign w:val="center"/>
+          </w:tcPr>
+          <w:p>
+            <w:r/>
+            <w:r>
+              <w:t>0.50% (direct)</w:t>
+            </w:r>
+          </w:p>
+        </w:tc>
+        <w:tc>
+          <w:tcPr>
+            <w:tcW w:type="dxa" w:w="2016"/>
+            <w:vAlign w:val="center"/>
+          </w:tcPr>
+          <w:p>
+            <w:r/>
+            <w:r>
+              <w:t>1.60%</w:t>
+            </w:r>
+          </w:p>
+        </w:tc>
+        <w:tc>
+          <w:tcPr>
+            <w:tcW w:type="dxa" w:w="2016"/>
+            <w:vAlign w:val="center"/>
+          </w:tcPr>
+          <w:p>
+            <w:r/>
+            <w:r>
+              <w:t>$946.97</w:t>
+            </w:r>
+          </w:p>
+        </w:tc>
+        <w:tc>
+          <w:tcPr>
+            <w:tcW w:type="dxa" w:w="2016"/>
+            <w:vAlign w:val="center"/>
+          </w:tcPr>
+          <w:p>
+            <w:r/>
+            <w:r>
+              <w:t>$413.09</w:t>
+            </w:r>
+          </w:p>
+        </w:tc>
+      </w:tr>
+      <w:tr>
+        <w:tc>
+          <w:tcPr>
+            <w:tcW w:type="dxa" w:w="2016"/>
+            <w:vAlign w:val="center"/>
+          </w:tcPr>
+          <w:p>
+            <w:r/>
+            <w:r>
+              <w:rPr>
+                <w:b/>
+              </w:rPr>
+              <w:t>Phil</w:t>
+            </w:r>
+          </w:p>
+        </w:tc>
+        <w:tc>
+          <w:tcPr>
+            <w:tcW w:type="dxa" w:w="2016"/>
+            <w:vAlign w:val="center"/>
+          </w:tcPr>
+          <w:p>
+            <w:r/>
+            <w:r>
+              <w:t>0.50% (direct)</w:t>
+            </w:r>
+          </w:p>
+        </w:tc>
+        <w:tc>
+          <w:tcPr>
+            <w:tcW w:type="dxa" w:w="2016"/>
+            <w:vAlign w:val="center"/>
+          </w:tcPr>
+          <w:p>
+            <w:r/>
+            <w:r>
+              <w:t>1.60%</w:t>
+            </w:r>
+          </w:p>
+        </w:tc>
+        <w:tc>
+          <w:tcPr>
+            <w:tcW w:type="dxa" w:w="2016"/>
+            <w:vAlign w:val="center"/>
+          </w:tcPr>
+          <w:p>
+            <w:r/>
+            <w:r>
+              <w:t>$946.97</w:t>
+            </w:r>
+          </w:p>
+        </w:tc>
+        <w:tc>
+          <w:tcPr>
+            <w:tcW w:type="dxa" w:w="2016"/>
+            <w:vAlign w:val="center"/>
+          </w:tcPr>
+          <w:p>
+            <w:r/>
+            <w:r>
+              <w:t>$413.09</w:t>
+            </w:r>
+          </w:p>
+        </w:tc>
+      </w:tr>
+    </w:tbl>
+    <w:p/>
+    <w:p>
+      <w:r>
+        <w:t>Total partner economic interest = 31.25% of pre-distribution gross. Normalized partner ownership: Nairne 96.80%, Raj 1.60%, Phil 1.60%.</w:t>
+      </w:r>
+    </w:p>
+    <w:p>
+      <w:pPr>
+        <w:spacing w:before="120" w:after="120"/>
+        <w:pBdr>
+          <w:bottom w:val="single" w:sz="6" w:color="CCCCCC"/>
+        </w:pBdr>
+      </w:pPr>
+    </w:p>
+    <w:p>
+      <w:pPr>
+        <w:pStyle w:val="Heading1"/>
+      </w:pPr>
+      <w:r>
+        <w:rPr>
+          <w:color w:val="1F4E79"/>
+        </w:rPr>
+        <w:t>1099-NEC Recipients (Aug–Dec 2025 totals)</w:t>
       </w:r>
     </w:p>
     <w:tbl>
@@ -302,7 +871,7 @@
                 <w:b/>
                 <w:color w:val="FFFFFF"/>
               </w:rPr>
-              <w:t>Line</w:t>
+              <w:t>Recipient</w:t>
             </w:r>
           </w:p>
         </w:tc>
@@ -324,7 +893,7 @@
                 <w:b/>
                 <w:color w:val="FFFFFF"/>
               </w:rPr>
-              <w:t>GAAP-Basis</w:t>
+              <w:t>2025 Total</w:t>
             </w:r>
           </w:p>
         </w:tc>
@@ -346,7 +915,45 @@
                 <w:b/>
                 <w:color w:val="FFFFFF"/>
               </w:rPr>
-              <w:t>After Tax-Reclass</w:t>
+              <w:t>1099 Required?</w:t>
+            </w:r>
+          </w:p>
+        </w:tc>
+      </w:tr>
+      <w:tr>
+        <w:tc>
+          <w:tcPr>
+            <w:tcW w:type="dxa" w:w="3360"/>
+            <w:vAlign w:val="center"/>
+          </w:tcPr>
+          <w:p>
+            <w:r/>
+            <w:r>
+              <w:t>Alec Atkinson</w:t>
+            </w:r>
+          </w:p>
+        </w:tc>
+        <w:tc>
+          <w:tcPr>
+            <w:tcW w:type="dxa" w:w="3360"/>
+            <w:vAlign w:val="center"/>
+          </w:tcPr>
+          <w:p>
+            <w:r/>
+            <w:r>
+              <w:t>$38,076.87</w:t>
+            </w:r>
+          </w:p>
+        </w:tc>
+        <w:tc>
+          <w:tcPr>
+            <w:tcW w:type="dxa" w:w="3360"/>
+            <w:vAlign w:val="center"/>
+          </w:tcPr>
+          <w:p>
+            <w:r/>
+            <w:r>
+              <w:t>YES (&gt;$600)</w:t>
             </w:r>
           </w:p>
         </w:tc>
@@ -363,10 +970,7 @@
               <w:rPr>
                 <w:b/>
               </w:rPr>
-              <w:t>Revenue</w:t>
-            </w:r>
-            <w:r>
-              <w:t xml:space="preserve"> (Performance Fees from Armada Prime LLP)</w:t>
+              <w:t>AJ Affleck</w:t>
             </w:r>
           </w:p>
         </w:tc>
@@ -378,7 +982,10 @@
           <w:p>
             <w:r/>
             <w:r>
-              <w:t>$153,023.03</w:t>
+              <w:rPr>
+                <w:b/>
+              </w:rPr>
+              <w:t>$37,139.89</w:t>
             </w:r>
           </w:p>
         </w:tc>
@@ -390,7 +997,10 @@
           <w:p>
             <w:r/>
             <w:r>
-              <w:t>$153,023.03</w:t>
+              <w:rPr>
+                <w:b/>
+              </w:rPr>
+              <w:t>YES — includes 50%×Fund Mgmt</w:t>
             </w:r>
           </w:p>
         </w:tc>
@@ -404,7 +1014,7 @@
           <w:p>
             <w:r/>
             <w:r>
-              <w:t>Direct Costs (1099 contractor commissions)</w:t>
+              <w:t>Jake Gordon</w:t>
             </w:r>
           </w:p>
         </w:tc>
@@ -416,7 +1026,7 @@
           <w:p>
             <w:r/>
             <w:r>
-              <w:t>($86,754.81)</w:t>
+              <w:t>$10,388.66</w:t>
             </w:r>
           </w:p>
         </w:tc>
@@ -428,7 +1038,7 @@
           <w:p>
             <w:r/>
             <w:r>
-              <w:t>($86,754.81)</w:t>
+              <w:t>YES (&gt;$600)</w:t>
             </w:r>
           </w:p>
         </w:tc>
@@ -442,7 +1052,7 @@
           <w:p>
             <w:r/>
             <w:r>
-              <w:t>Operating Expenses</w:t>
+              <w:t>Chris (operating)</w:t>
             </w:r>
           </w:p>
         </w:tc>
@@ -454,7 +1064,7 @@
           <w:p>
             <w:r/>
             <w:r>
-              <w:t>($55,225.00)</w:t>
+              <w:t>$11,500.00</w:t>
             </w:r>
           </w:p>
         </w:tc>
@@ -466,7 +1076,121 @@
           <w:p>
             <w:r/>
             <w:r>
-              <w:t>($40,450.00)</w:t>
+              <w:t>YES (&gt;$600)</w:t>
+            </w:r>
+          </w:p>
+        </w:tc>
+      </w:tr>
+      <w:tr>
+        <w:tc>
+          <w:tcPr>
+            <w:tcW w:type="dxa" w:w="3360"/>
+            <w:vAlign w:val="center"/>
+          </w:tcPr>
+          <w:p>
+            <w:r/>
+            <w:r>
+              <w:t>Issac Morris</w:t>
+            </w:r>
+          </w:p>
+        </w:tc>
+        <w:tc>
+          <w:tcPr>
+            <w:tcW w:type="dxa" w:w="3360"/>
+            <w:vAlign w:val="center"/>
+          </w:tcPr>
+          <w:p>
+            <w:r/>
+            <w:r>
+              <w:t>$761.49</w:t>
+            </w:r>
+          </w:p>
+        </w:tc>
+        <w:tc>
+          <w:tcPr>
+            <w:tcW w:type="dxa" w:w="3360"/>
+            <w:vAlign w:val="center"/>
+          </w:tcPr>
+          <w:p>
+            <w:r/>
+            <w:r>
+              <w:t>YES (&gt;$600)</w:t>
+            </w:r>
+          </w:p>
+        </w:tc>
+      </w:tr>
+      <w:tr>
+        <w:tc>
+          <w:tcPr>
+            <w:tcW w:type="dxa" w:w="3360"/>
+            <w:vAlign w:val="center"/>
+          </w:tcPr>
+          <w:p>
+            <w:r/>
+            <w:r>
+              <w:t>Nikki</w:t>
+            </w:r>
+          </w:p>
+        </w:tc>
+        <w:tc>
+          <w:tcPr>
+            <w:tcW w:type="dxa" w:w="3360"/>
+            <w:vAlign w:val="center"/>
+          </w:tcPr>
+          <w:p>
+            <w:r/>
+            <w:r>
+              <w:t>$223.00</w:t>
+            </w:r>
+          </w:p>
+        </w:tc>
+        <w:tc>
+          <w:tcPr>
+            <w:tcW w:type="dxa" w:w="3360"/>
+            <w:vAlign w:val="center"/>
+          </w:tcPr>
+          <w:p>
+            <w:r/>
+            <w:r>
+              <w:t>NO — under $600</w:t>
+            </w:r>
+          </w:p>
+        </w:tc>
+      </w:tr>
+      <w:tr>
+        <w:tc>
+          <w:tcPr>
+            <w:tcW w:type="dxa" w:w="3360"/>
+            <w:vAlign w:val="center"/>
+          </w:tcPr>
+          <w:p>
+            <w:r/>
+            <w:r>
+              <w:t>Luke Affleck</w:t>
+            </w:r>
+          </w:p>
+        </w:tc>
+        <w:tc>
+          <w:tcPr>
+            <w:tcW w:type="dxa" w:w="3360"/>
+            <w:vAlign w:val="center"/>
+          </w:tcPr>
+          <w:p>
+            <w:r/>
+            <w:r>
+              <w:t>$164.90</w:t>
+            </w:r>
+          </w:p>
+        </w:tc>
+        <w:tc>
+          <w:tcPr>
+            <w:tcW w:type="dxa" w:w="3360"/>
+            <w:vAlign w:val="center"/>
+          </w:tcPr>
+          <w:p>
+            <w:r/>
+            <w:r>
+              <w:t>NO — under $600</w:t>
             </w:r>
           </w:p>
         </w:tc>
@@ -483,7 +1207,7 @@
               <w:rPr>
                 <w:b/>
               </w:rPr>
-              <w:t>Net Income (Partnership)</w:t>
+              <w:t>Total Contractor Expense</w:t>
             </w:r>
           </w:p>
         </w:tc>
@@ -498,7 +1222,7 @@
               <w:rPr>
                 <w:b/>
               </w:rPr>
-              <w:t>$11,043.22</w:t>
+              <w:t>$98,254.81</w:t>
             </w:r>
           </w:p>
         </w:tc>
@@ -509,12 +1233,6 @@
           </w:tcPr>
           <w:p>
             <w:r/>
-            <w:r>
-              <w:rPr>
-                <w:b/>
-              </w:rPr>
-              <w:t>$25,818.22</w:t>
-            </w:r>
           </w:p>
         </w:tc>
       </w:tr>
@@ -522,25 +1240,37 @@
     <w:p/>
     <w:p>
       <w:r>
-        <w:t xml:space="preserve">The GAAP→reclass swing is </w:t>
+        <w:rPr>
+          <w:b/>
+        </w:rPr>
+        <w:t>Phil is NOT on the 1099 list</w:t>
       </w:r>
+      <w:r>
+        <w:t xml:space="preserve"> — Phil is a K-1 partner. See K-1 Partners tab.</w:t>
+      </w:r>
+    </w:p>
+    <w:p>
       <w:r>
         <w:rPr>
           <w:b/>
         </w:rPr>
-        <w:t>$4,275 in 506c SPV Loans</w:t>
+        <w:t>Threshold rules:</w:t>
       </w:r>
+    </w:p>
+    <w:p>
+      <w:pPr>
+        <w:pStyle w:val="ListBullet"/>
+      </w:pPr>
       <w:r>
-        <w:t xml:space="preserve"> (move to balance sheet) and </w:t>
+        <w:t>1099-NEC: required when payment ≥$600/year per recipient. Luke + Nikki are below — no 1099 issuance, but expenses still flow through P&amp;L.</w:t>
       </w:r>
+    </w:p>
+    <w:p>
+      <w:pPr>
+        <w:pStyle w:val="ListBullet"/>
+      </w:pPr>
       <w:r>
-        <w:rPr>
-          <w:b/>
-        </w:rPr>
-        <w:t>$10,500 in Insurance proration</w:t>
-      </w:r>
-      <w:r>
-        <w:t xml:space="preserve"> (Dec $18K is annual D&amp;O — only 5/12 hits 2025).</w:t>
+        <w:t>K-1: NO threshold. All partners (Nairne, Raj, Phil) receive K-1s every year regardless of dollar amount.</w:t>
       </w:r>
     </w:p>
     <w:p>
@@ -559,21 +1289,7 @@
         <w:rPr>
           <w:color w:val="1F4E79"/>
         </w:rPr>
-        <w:t>Member Structure &amp; K-1 Allocation (3 Partners)</w:t>
-      </w:r>
-    </w:p>
-    <w:p>
-      <w:r>
-        <w:t xml:space="preserve">Per Nairne 2026-05-05 — </w:t>
-      </w:r>
-      <w:r>
-        <w:rPr>
-          <w:b/>
-        </w:rPr>
-        <w:t>Phil corrected to K-1 partner</w:t>
-      </w:r>
-      <w:r>
-        <w:t xml:space="preserve"> (was previously thought to be a 1099 contractor).</w:t>
+        <w:t>Operating Expenses Summary (Tax-Reclass)</w:t>
       </w:r>
     </w:p>
     <w:tbl>
@@ -584,606 +1300,14 @@
         <w:tblLook w:firstColumn="1" w:firstRow="1" w:lastColumn="0" w:lastRow="0" w:noHBand="0" w:noVBand="1" w:val="04A0"/>
       </w:tblPr>
       <w:tblGrid>
-        <w:gridCol w:w="2520"/>
-        <w:gridCol w:w="2520"/>
-        <w:gridCol w:w="2520"/>
-        <w:gridCol w:w="2520"/>
+        <w:gridCol w:w="3360"/>
+        <w:gridCol w:w="3360"/>
+        <w:gridCol w:w="3360"/>
       </w:tblGrid>
       <w:tr>
         <w:tc>
           <w:tcPr>
-            <w:tcW w:type="dxa" w:w="2520"/>
-            <w:shd w:val="clear" w:color="auto" w:fill="1F4E79"/>
-            <w:vAlign w:val="center"/>
-          </w:tcPr>
-          <w:p>
-            <w:r>
-              <w:rPr>
-                <w:b/>
-                <w:color w:val="FFFFFF"/>
-              </w:rPr>
-            </w:r>
-            <w:r>
-              <w:rPr>
-                <w:b/>
-                <w:color w:val="FFFFFF"/>
-              </w:rPr>
-              <w:t>Member</w:t>
-            </w:r>
-          </w:p>
-        </w:tc>
-        <w:tc>
-          <w:tcPr>
-            <w:tcW w:type="dxa" w:w="2520"/>
-            <w:shd w:val="clear" w:color="auto" w:fill="1F4E79"/>
-            <w:vAlign w:val="center"/>
-          </w:tcPr>
-          <w:p>
-            <w:r>
-              <w:rPr>
-                <w:b/>
-                <w:color w:val="FFFFFF"/>
-              </w:rPr>
-            </w:r>
-            <w:r>
-              <w:rPr>
-                <w:b/>
-                <w:color w:val="FFFFFF"/>
-              </w:rPr>
-              <w:t>Ownership %</w:t>
-            </w:r>
-          </w:p>
-        </w:tc>
-        <w:tc>
-          <w:tcPr>
-            <w:tcW w:type="dxa" w:w="2520"/>
-            <w:shd w:val="clear" w:color="auto" w:fill="1F4E79"/>
-            <w:vAlign w:val="center"/>
-          </w:tcPr>
-          <w:p>
-            <w:r>
-              <w:rPr>
-                <w:b/>
-                <w:color w:val="FFFFFF"/>
-              </w:rPr>
-            </w:r>
-            <w:r>
-              <w:rPr>
-                <w:b/>
-                <w:color w:val="FFFFFF"/>
-              </w:rPr>
-              <w:t>Cash Distributions Received</w:t>
-            </w:r>
-          </w:p>
-        </w:tc>
-        <w:tc>
-          <w:tcPr>
-            <w:tcW w:type="dxa" w:w="2520"/>
-            <w:shd w:val="clear" w:color="auto" w:fill="1F4E79"/>
-            <w:vAlign w:val="center"/>
-          </w:tcPr>
-          <w:p>
-            <w:r>
-              <w:rPr>
-                <w:b/>
-                <w:color w:val="FFFFFF"/>
-              </w:rPr>
-            </w:r>
-            <w:r>
-              <w:rPr>
-                <w:b/>
-                <w:color w:val="FFFFFF"/>
-              </w:rPr>
-              <w:t>K-1 Allocated Net Income (Reclass-Basis)</w:t>
-            </w:r>
-          </w:p>
-        </w:tc>
-      </w:tr>
-      <w:tr>
-        <w:tc>
-          <w:tcPr>
-            <w:tcW w:type="dxa" w:w="2520"/>
-            <w:vAlign w:val="center"/>
-          </w:tcPr>
-          <w:p>
-            <w:r/>
-            <w:r>
-              <w:rPr>
-                <w:b/>
-              </w:rPr>
-              <w:t>Nairne</w:t>
-            </w:r>
-          </w:p>
-        </w:tc>
-        <w:tc>
-          <w:tcPr>
-            <w:tcW w:type="dxa" w:w="2520"/>
-            <w:vAlign w:val="center"/>
-          </w:tcPr>
-          <w:p>
-            <w:r/>
-            <w:r>
-              <w:t>98.36% (60/61)</w:t>
-            </w:r>
-          </w:p>
-        </w:tc>
-        <w:tc>
-          <w:tcPr>
-            <w:tcW w:type="dxa" w:w="2520"/>
-            <w:vAlign w:val="center"/>
-          </w:tcPr>
-          <w:p>
-            <w:r/>
-            <w:r>
-              <w:t>$34,188.88</w:t>
-            </w:r>
-          </w:p>
-        </w:tc>
-        <w:tc>
-          <w:tcPr>
-            <w:tcW w:type="dxa" w:w="2520"/>
-            <w:vAlign w:val="center"/>
-          </w:tcPr>
-          <w:p>
-            <w:r/>
-            <w:r>
-              <w:t>$25,394.97</w:t>
-            </w:r>
-          </w:p>
-        </w:tc>
-      </w:tr>
-      <w:tr>
-        <w:tc>
-          <w:tcPr>
-            <w:tcW w:type="dxa" w:w="2520"/>
-            <w:vAlign w:val="center"/>
-          </w:tcPr>
-          <w:p>
-            <w:r/>
-            <w:r>
-              <w:rPr>
-                <w:b/>
-              </w:rPr>
-              <w:t>Raj Duggal</w:t>
-            </w:r>
-          </w:p>
-        </w:tc>
-        <w:tc>
-          <w:tcPr>
-            <w:tcW w:type="dxa" w:w="2520"/>
-            <w:vAlign w:val="center"/>
-          </w:tcPr>
-          <w:p>
-            <w:r/>
-            <w:r>
-              <w:t>0.82% (0.5/61)</w:t>
-            </w:r>
-          </w:p>
-        </w:tc>
-        <w:tc>
-          <w:tcPr>
-            <w:tcW w:type="dxa" w:w="2520"/>
-            <w:vAlign w:val="center"/>
-          </w:tcPr>
-          <w:p>
-            <w:r/>
-            <w:r>
-              <w:t>$946.97</w:t>
-            </w:r>
-          </w:p>
-        </w:tc>
-        <w:tc>
-          <w:tcPr>
-            <w:tcW w:type="dxa" w:w="2520"/>
-            <w:vAlign w:val="center"/>
-          </w:tcPr>
-          <w:p>
-            <w:r/>
-            <w:r>
-              <w:t>$211.62</w:t>
-            </w:r>
-          </w:p>
-        </w:tc>
-      </w:tr>
-      <w:tr>
-        <w:tc>
-          <w:tcPr>
-            <w:tcW w:type="dxa" w:w="2520"/>
-            <w:vAlign w:val="center"/>
-          </w:tcPr>
-          <w:p>
-            <w:r/>
-            <w:r>
-              <w:rPr>
-                <w:b/>
-              </w:rPr>
-              <w:t>Phil</w:t>
-            </w:r>
-          </w:p>
-        </w:tc>
-        <w:tc>
-          <w:tcPr>
-            <w:tcW w:type="dxa" w:w="2520"/>
-            <w:vAlign w:val="center"/>
-          </w:tcPr>
-          <w:p>
-            <w:r/>
-            <w:r>
-              <w:t>0.82% (0.5/61)</w:t>
-            </w:r>
-          </w:p>
-        </w:tc>
-        <w:tc>
-          <w:tcPr>
-            <w:tcW w:type="dxa" w:w="2520"/>
-            <w:vAlign w:val="center"/>
-          </w:tcPr>
-          <w:p>
-            <w:r/>
-            <w:r>
-              <w:t>$946.97</w:t>
-            </w:r>
-          </w:p>
-        </w:tc>
-        <w:tc>
-          <w:tcPr>
-            <w:tcW w:type="dxa" w:w="2520"/>
-            <w:vAlign w:val="center"/>
-          </w:tcPr>
-          <w:p>
-            <w:r/>
-            <w:r>
-              <w:t>$211.62</w:t>
-            </w:r>
-          </w:p>
-        </w:tc>
-      </w:tr>
-    </w:tbl>
-    <w:p/>
-    <w:p>
-      <w:r>
-        <w:t>Nairne's 60% = Fund Management 59.5% slice + direct 0.5%. The Fund Management slice is K-1 income to Nairne (NOT a separate entity expense / 1099).</w:t>
-      </w:r>
-    </w:p>
-    <w:p>
-      <w:pPr>
-        <w:spacing w:before="120" w:after="120"/>
-        <w:pBdr>
-          <w:bottom w:val="single" w:sz="6" w:color="CCCCCC"/>
-        </w:pBdr>
-      </w:pPr>
-    </w:p>
-    <w:p>
-      <w:pPr>
-        <w:pStyle w:val="Heading1"/>
-      </w:pPr>
-      <w:r>
-        <w:rPr>
-          <w:color w:val="1F4E79"/>
-        </w:rPr>
-        <w:t>1099-NEC Recipients (Aug–Dec 2025 totals)</w:t>
-      </w:r>
-    </w:p>
-    <w:tbl>
-      <w:tblPr>
-        <w:tblStyle w:val="LightGrid-Accent1"/>
-        <w:tblW w:type="auto" w:w="0"/>
-        <w:tblLayout w:type="autofit"/>
-        <w:tblLook w:firstColumn="1" w:firstRow="1" w:lastColumn="0" w:lastRow="0" w:noHBand="0" w:noVBand="1" w:val="04A0"/>
-      </w:tblPr>
-      <w:tblGrid>
-        <w:gridCol w:w="5040"/>
-        <w:gridCol w:w="5040"/>
-      </w:tblGrid>
-      <w:tr>
-        <w:tc>
-          <w:tcPr>
-            <w:tcW w:type="dxa" w:w="5040"/>
-            <w:shd w:val="clear" w:color="auto" w:fill="1F4E79"/>
-            <w:vAlign w:val="center"/>
-          </w:tcPr>
-          <w:p>
-            <w:r>
-              <w:rPr>
-                <w:b/>
-                <w:color w:val="FFFFFF"/>
-              </w:rPr>
-            </w:r>
-            <w:r>
-              <w:rPr>
-                <w:b/>
-                <w:color w:val="FFFFFF"/>
-              </w:rPr>
-              <w:t>Recipient</w:t>
-            </w:r>
-          </w:p>
-        </w:tc>
-        <w:tc>
-          <w:tcPr>
-            <w:tcW w:type="dxa" w:w="5040"/>
-            <w:shd w:val="clear" w:color="auto" w:fill="1F4E79"/>
-            <w:vAlign w:val="center"/>
-          </w:tcPr>
-          <w:p>
-            <w:r>
-              <w:rPr>
-                <w:b/>
-                <w:color w:val="FFFFFF"/>
-              </w:rPr>
-            </w:r>
-            <w:r>
-              <w:rPr>
-                <w:b/>
-                <w:color w:val="FFFFFF"/>
-              </w:rPr>
-              <w:t>2025 Total</w:t>
-            </w:r>
-          </w:p>
-        </w:tc>
-      </w:tr>
-      <w:tr>
-        <w:tc>
-          <w:tcPr>
-            <w:tcW w:type="dxa" w:w="5040"/>
-            <w:vAlign w:val="center"/>
-          </w:tcPr>
-          <w:p>
-            <w:r/>
-            <w:r>
-              <w:t>Alec Atkinson</w:t>
-            </w:r>
-          </w:p>
-        </w:tc>
-        <w:tc>
-          <w:tcPr>
-            <w:tcW w:type="dxa" w:w="5040"/>
-            <w:vAlign w:val="center"/>
-          </w:tcPr>
-          <w:p>
-            <w:r/>
-            <w:r>
-              <w:t>$38,076.87</w:t>
-            </w:r>
-          </w:p>
-        </w:tc>
-      </w:tr>
-      <w:tr>
-        <w:tc>
-          <w:tcPr>
-            <w:tcW w:type="dxa" w:w="5040"/>
-            <w:vAlign w:val="center"/>
-          </w:tcPr>
-          <w:p>
-            <w:r/>
-            <w:r>
-              <w:t>Jake Gordon</w:t>
-            </w:r>
-          </w:p>
-        </w:tc>
-        <w:tc>
-          <w:tcPr>
-            <w:tcW w:type="dxa" w:w="5040"/>
-            <w:vAlign w:val="center"/>
-          </w:tcPr>
-          <w:p>
-            <w:r/>
-            <w:r>
-              <w:t>$10,388.66</w:t>
-            </w:r>
-          </w:p>
-        </w:tc>
-      </w:tr>
-      <w:tr>
-        <w:tc>
-          <w:tcPr>
-            <w:tcW w:type="dxa" w:w="5040"/>
-            <w:vAlign w:val="center"/>
-          </w:tcPr>
-          <w:p>
-            <w:r/>
-            <w:r>
-              <w:t>AJ Affleck</w:t>
-            </w:r>
-          </w:p>
-        </w:tc>
-        <w:tc>
-          <w:tcPr>
-            <w:tcW w:type="dxa" w:w="5040"/>
-            <w:vAlign w:val="center"/>
-          </w:tcPr>
-          <w:p>
-            <w:r/>
-            <w:r>
-              <w:t>$37,139.89</w:t>
-            </w:r>
-          </w:p>
-        </w:tc>
-      </w:tr>
-      <w:tr>
-        <w:tc>
-          <w:tcPr>
-            <w:tcW w:type="dxa" w:w="5040"/>
-            <w:vAlign w:val="center"/>
-          </w:tcPr>
-          <w:p>
-            <w:r/>
-            <w:r>
-              <w:t>Issac Morris</w:t>
-            </w:r>
-          </w:p>
-        </w:tc>
-        <w:tc>
-          <w:tcPr>
-            <w:tcW w:type="dxa" w:w="5040"/>
-            <w:vAlign w:val="center"/>
-          </w:tcPr>
-          <w:p>
-            <w:r/>
-            <w:r>
-              <w:t>$761.49</w:t>
-            </w:r>
-          </w:p>
-        </w:tc>
-      </w:tr>
-      <w:tr>
-        <w:tc>
-          <w:tcPr>
-            <w:tcW w:type="dxa" w:w="5040"/>
-            <w:vAlign w:val="center"/>
-          </w:tcPr>
-          <w:p>
-            <w:r/>
-            <w:r>
-              <w:t>Luke Affleck</w:t>
-            </w:r>
-          </w:p>
-        </w:tc>
-        <w:tc>
-          <w:tcPr>
-            <w:tcW w:type="dxa" w:w="5040"/>
-            <w:vAlign w:val="center"/>
-          </w:tcPr>
-          <w:p>
-            <w:r/>
-            <w:r>
-              <w:t>$164.90</w:t>
-            </w:r>
-          </w:p>
-        </w:tc>
-      </w:tr>
-      <w:tr>
-        <w:tc>
-          <w:tcPr>
-            <w:tcW w:type="dxa" w:w="5040"/>
-            <w:vAlign w:val="center"/>
-          </w:tcPr>
-          <w:p>
-            <w:r/>
-            <w:r>
-              <w:t>Nikki</w:t>
-            </w:r>
-          </w:p>
-        </w:tc>
-        <w:tc>
-          <w:tcPr>
-            <w:tcW w:type="dxa" w:w="5040"/>
-            <w:vAlign w:val="center"/>
-          </w:tcPr>
-          <w:p>
-            <w:r/>
-            <w:r>
-              <w:t>$223.00</w:t>
-            </w:r>
-          </w:p>
-        </w:tc>
-      </w:tr>
-      <w:tr>
-        <w:tc>
-          <w:tcPr>
-            <w:tcW w:type="dxa" w:w="5040"/>
-            <w:vAlign w:val="center"/>
-          </w:tcPr>
-          <w:p>
-            <w:r/>
-            <w:r>
-              <w:t>Chris (operating contractor)</w:t>
-            </w:r>
-          </w:p>
-        </w:tc>
-        <w:tc>
-          <w:tcPr>
-            <w:tcW w:type="dxa" w:w="5040"/>
-            <w:vAlign w:val="center"/>
-          </w:tcPr>
-          <w:p>
-            <w:r/>
-            <w:r>
-              <w:t>$11,500.00</w:t>
-            </w:r>
-          </w:p>
-        </w:tc>
-      </w:tr>
-      <w:tr>
-        <w:tc>
-          <w:tcPr>
-            <w:tcW w:type="dxa" w:w="5040"/>
-            <w:vAlign w:val="center"/>
-          </w:tcPr>
-          <w:p>
-            <w:r/>
-            <w:r>
-              <w:rPr>
-                <w:b/>
-              </w:rPr>
-              <w:t>Total 1099 Payments</w:t>
-            </w:r>
-          </w:p>
-        </w:tc>
-        <w:tc>
-          <w:tcPr>
-            <w:tcW w:type="dxa" w:w="5040"/>
-            <w:vAlign w:val="center"/>
-          </w:tcPr>
-          <w:p>
-            <w:r/>
-            <w:r>
-              <w:rPr>
-                <w:b/>
-              </w:rPr>
-              <w:t>$98,254.81</w:t>
-            </w:r>
-          </w:p>
-        </w:tc>
-      </w:tr>
-    </w:tbl>
-    <w:p/>
-    <w:p>
-      <w:r>
-        <w:rPr>
-          <w:b/>
-        </w:rPr>
-        <w:t>Phil is NOT on the 1099 list</w:t>
-      </w:r>
-      <w:r>
-        <w:t xml:space="preserve"> — Phil is a K-1 partner. See K-1 Partners tab.</w:t>
-      </w:r>
-    </w:p>
-    <w:p>
-      <w:pPr>
-        <w:spacing w:before="120" w:after="120"/>
-        <w:pBdr>
-          <w:bottom w:val="single" w:sz="6" w:color="CCCCCC"/>
-        </w:pBdr>
-      </w:pPr>
-    </w:p>
-    <w:p>
-      <w:pPr>
-        <w:pStyle w:val="Heading1"/>
-      </w:pPr>
-      <w:r>
-        <w:rPr>
-          <w:color w:val="1F4E79"/>
-        </w:rPr>
-        <w:t>Operating Expenses Summary</w:t>
-      </w:r>
-    </w:p>
-    <w:tbl>
-      <w:tblPr>
-        <w:tblStyle w:val="LightGrid-Accent1"/>
-        <w:tblW w:type="auto" w:w="0"/>
-        <w:tblLayout w:type="autofit"/>
-        <w:tblLook w:firstColumn="1" w:firstRow="1" w:lastColumn="0" w:lastRow="0" w:noHBand="0" w:noVBand="1" w:val="04A0"/>
-      </w:tblPr>
-      <w:tblGrid>
-        <w:gridCol w:w="2520"/>
-        <w:gridCol w:w="2520"/>
-        <w:gridCol w:w="2520"/>
-        <w:gridCol w:w="2520"/>
-      </w:tblGrid>
-      <w:tr>
-        <w:tc>
-          <w:tcPr>
-            <w:tcW w:type="dxa" w:w="2520"/>
+            <w:tcW w:type="dxa" w:w="3360"/>
             <w:shd w:val="clear" w:color="auto" w:fill="1F4E79"/>
             <w:vAlign w:val="center"/>
           </w:tcPr>
@@ -1205,7 +1329,7 @@
         </w:tc>
         <w:tc>
           <w:tcPr>
-            <w:tcW w:type="dxa" w:w="2520"/>
+            <w:tcW w:type="dxa" w:w="3360"/>
             <w:shd w:val="clear" w:color="auto" w:fill="1F4E79"/>
             <w:vAlign w:val="center"/>
           </w:tcPr>
@@ -1221,13 +1345,13 @@
                 <w:b/>
                 <w:color w:val="FFFFFF"/>
               </w:rPr>
-              <w:t>GAAP Amount</w:t>
+              <w:t>Amount</w:t>
             </w:r>
           </w:p>
         </w:tc>
         <w:tc>
           <w:tcPr>
-            <w:tcW w:type="dxa" w:w="2520"/>
+            <w:tcW w:type="dxa" w:w="3360"/>
             <w:shd w:val="clear" w:color="auto" w:fill="1F4E79"/>
             <w:vAlign w:val="center"/>
           </w:tcPr>
@@ -1243,29 +1367,7 @@
                 <w:b/>
                 <w:color w:val="FFFFFF"/>
               </w:rPr>
-              <w:t>Reclass-Adjusted</w:t>
-            </w:r>
-          </w:p>
-        </w:tc>
-        <w:tc>
-          <w:tcPr>
-            <w:tcW w:type="dxa" w:w="2520"/>
-            <w:shd w:val="clear" w:color="auto" w:fill="1F4E79"/>
-            <w:vAlign w:val="center"/>
-          </w:tcPr>
-          <w:p>
-            <w:r>
-              <w:rPr>
-                <w:b/>
-                <w:color w:val="FFFFFF"/>
-              </w:rPr>
-            </w:r>
-            <w:r>
-              <w:rPr>
-                <w:b/>
-                <w:color w:val="FFFFFF"/>
-              </w:rPr>
-              <w:t>Reclass Reason</w:t>
+              <w:t>Notes</w:t>
             </w:r>
           </w:p>
         </w:tc>
@@ -1273,31 +1375,19 @@
       <w:tr>
         <w:tc>
           <w:tcPr>
-            <w:tcW w:type="dxa" w:w="2520"/>
+            <w:tcW w:type="dxa" w:w="3360"/>
             <w:vAlign w:val="center"/>
           </w:tcPr>
           <w:p>
             <w:r/>
             <w:r>
-              <w:t>Insurance</w:t>
+              <w:t>Insurance (D&amp;O, pro-rated 5/12)</w:t>
             </w:r>
           </w:p>
         </w:tc>
         <w:tc>
           <w:tcPr>
-            <w:tcW w:type="dxa" w:w="2520"/>
-            <w:vAlign w:val="center"/>
-          </w:tcPr>
-          <w:p>
-            <w:r/>
-            <w:r>
-              <w:t>$18,000.00</w:t>
-            </w:r>
-          </w:p>
-        </w:tc>
-        <w:tc>
-          <w:tcPr>
-            <w:tcW w:type="dxa" w:w="2520"/>
+            <w:tcW w:type="dxa" w:w="3360"/>
             <w:vAlign w:val="center"/>
           </w:tcPr>
           <w:p>
@@ -1309,13 +1399,13 @@
         </w:tc>
         <w:tc>
           <w:tcPr>
-            <w:tcW w:type="dxa" w:w="2520"/>
+            <w:tcW w:type="dxa" w:w="3360"/>
             <w:vAlign w:val="center"/>
           </w:tcPr>
           <w:p>
             <w:r/>
             <w:r>
-              <w:t>Annual D&amp;O policy → pro-rate to 5/12 of year</w:t>
+              <w:t>Remaining $10,500 → Prepaid Asset on Balance Sheet</w:t>
             </w:r>
           </w:p>
         </w:tc>
@@ -1323,7 +1413,7 @@
       <w:tr>
         <w:tc>
           <w:tcPr>
-            <w:tcW w:type="dxa" w:w="2520"/>
+            <w:tcW w:type="dxa" w:w="3360"/>
             <w:vAlign w:val="center"/>
           </w:tcPr>
           <w:p>
@@ -1335,37 +1425,25 @@
         </w:tc>
         <w:tc>
           <w:tcPr>
-            <w:tcW w:type="dxa" w:w="2520"/>
+            <w:tcW w:type="dxa" w:w="3360"/>
             <w:vAlign w:val="center"/>
           </w:tcPr>
           <w:p>
             <w:r/>
             <w:r>
-              <w:t>$11,500.00</w:t>
+              <w:t>$4,000.00</w:t>
             </w:r>
           </w:p>
         </w:tc>
         <w:tc>
           <w:tcPr>
-            <w:tcW w:type="dxa" w:w="2520"/>
+            <w:tcW w:type="dxa" w:w="3360"/>
             <w:vAlign w:val="center"/>
           </w:tcPr>
           <w:p>
             <w:r/>
             <w:r>
-              <w:t>$11,500.00</w:t>
-            </w:r>
-          </w:p>
-        </w:tc>
-        <w:tc>
-          <w:tcPr>
-            <w:tcW w:type="dxa" w:w="2520"/>
-            <w:vAlign w:val="center"/>
-          </w:tcPr>
-          <w:p>
-            <w:r/>
-            <w:r>
-              <w:t>—</w:t>
+              <w:t>Dec only; 1099-NEC required</w:t>
             </w:r>
           </w:p>
         </w:tc>
@@ -1373,55 +1451,37 @@
       <w:tr>
         <w:tc>
           <w:tcPr>
-            <w:tcW w:type="dxa" w:w="2520"/>
+            <w:tcW w:type="dxa" w:w="3360"/>
             <w:vAlign w:val="center"/>
           </w:tcPr>
           <w:p>
             <w:r/>
             <w:r>
-              <w:t>PVD</w:t>
+              <w:t>Consulting</w:t>
             </w:r>
           </w:p>
         </w:tc>
         <w:tc>
           <w:tcPr>
-            <w:tcW w:type="dxa" w:w="2520"/>
+            <w:tcW w:type="dxa" w:w="3360"/>
             <w:vAlign w:val="center"/>
           </w:tcPr>
           <w:p>
             <w:r/>
             <w:r>
-              <w:t>$12,000.00</w:t>
+              <w:t>$7,500.00</w:t>
             </w:r>
           </w:p>
         </w:tc>
         <w:tc>
           <w:tcPr>
-            <w:tcW w:type="dxa" w:w="2520"/>
+            <w:tcW w:type="dxa" w:w="3360"/>
             <w:vAlign w:val="center"/>
           </w:tcPr>
           <w:p>
             <w:r/>
             <w:r>
-              <w:t>$12,000.00</w:t>
-            </w:r>
-          </w:p>
-        </w:tc>
-        <w:tc>
-          <w:tcPr>
-            <w:tcW w:type="dxa" w:w="2520"/>
-            <w:vAlign w:val="center"/>
-          </w:tcPr>
-          <w:p>
-            <w:r/>
-            <w:r>
-              <w:t xml:space="preserve">— </w:t>
-            </w:r>
-            <w:r>
-              <w:rPr>
-                <w:i/>
-              </w:rPr>
-              <w:t>(verify vendor for 1099)</w:t>
+              <w:t>Nov only</w:t>
             </w:r>
           </w:p>
         </w:tc>
@@ -1429,7 +1489,45 @@
       <w:tr>
         <w:tc>
           <w:tcPr>
-            <w:tcW w:type="dxa" w:w="2520"/>
+            <w:tcW w:type="dxa" w:w="3360"/>
+            <w:vAlign w:val="center"/>
+          </w:tcPr>
+          <w:p>
+            <w:r/>
+            <w:r>
+              <w:t>PVD (Tech/Ads)</w:t>
+            </w:r>
+          </w:p>
+        </w:tc>
+        <w:tc>
+          <w:tcPr>
+            <w:tcW w:type="dxa" w:w="3360"/>
+            <w:vAlign w:val="center"/>
+          </w:tcPr>
+          <w:p>
+            <w:r/>
+            <w:r>
+              <w:t>$6,000.00</w:t>
+            </w:r>
+          </w:p>
+        </w:tc>
+        <w:tc>
+          <w:tcPr>
+            <w:tcW w:type="dxa" w:w="3360"/>
+            <w:vAlign w:val="center"/>
+          </w:tcPr>
+          <w:p>
+            <w:r/>
+            <w:r>
+              <w:t>Aug only; verify 1099 obligation</w:t>
+            </w:r>
+          </w:p>
+        </w:tc>
+      </w:tr>
+      <w:tr>
+        <w:tc>
+          <w:tcPr>
+            <w:tcW w:type="dxa" w:w="3360"/>
             <w:vAlign w:val="center"/>
           </w:tcPr>
           <w:p>
@@ -1441,7 +1539,7 @@
         </w:tc>
         <w:tc>
           <w:tcPr>
-            <w:tcW w:type="dxa" w:w="2520"/>
+            <w:tcW w:type="dxa" w:w="3360"/>
             <w:vAlign w:val="center"/>
           </w:tcPr>
           <w:p>
@@ -1453,25 +1551,13 @@
         </w:tc>
         <w:tc>
           <w:tcPr>
-            <w:tcW w:type="dxa" w:w="2520"/>
+            <w:tcW w:type="dxa" w:w="3360"/>
             <w:vAlign w:val="center"/>
           </w:tcPr>
           <w:p>
             <w:r/>
             <w:r>
-              <w:t>$7,500.00</w:t>
-            </w:r>
-          </w:p>
-        </w:tc>
-        <w:tc>
-          <w:tcPr>
-            <w:tcW w:type="dxa" w:w="2520"/>
-            <w:vAlign w:val="center"/>
-          </w:tcPr>
-          <w:p>
-            <w:r/>
-            <w:r>
-              <w:t>—</w:t>
+              <w:t>Oct only</w:t>
             </w:r>
           </w:p>
         </w:tc>
@@ -1479,57 +1565,7 @@
       <w:tr>
         <w:tc>
           <w:tcPr>
-            <w:tcW w:type="dxa" w:w="2520"/>
-            <w:vAlign w:val="center"/>
-          </w:tcPr>
-          <w:p>
-            <w:r/>
-            <w:r>
-              <w:t>Ad Spend / Marketing</w:t>
-            </w:r>
-          </w:p>
-        </w:tc>
-        <w:tc>
-          <w:tcPr>
-            <w:tcW w:type="dxa" w:w="2520"/>
-            <w:vAlign w:val="center"/>
-          </w:tcPr>
-          <w:p>
-            <w:r/>
-            <w:r>
-              <w:t>$5,000.00</w:t>
-            </w:r>
-          </w:p>
-        </w:tc>
-        <w:tc>
-          <w:tcPr>
-            <w:tcW w:type="dxa" w:w="2520"/>
-            <w:vAlign w:val="center"/>
-          </w:tcPr>
-          <w:p>
-            <w:r/>
-            <w:r>
-              <w:t>$5,000.00</w:t>
-            </w:r>
-          </w:p>
-        </w:tc>
-        <w:tc>
-          <w:tcPr>
-            <w:tcW w:type="dxa" w:w="2520"/>
-            <w:vAlign w:val="center"/>
-          </w:tcPr>
-          <w:p>
-            <w:r/>
-            <w:r>
-              <w:t>—</w:t>
-            </w:r>
-          </w:p>
-        </w:tc>
-      </w:tr>
-      <w:tr>
-        <w:tc>
-          <w:tcPr>
-            <w:tcW w:type="dxa" w:w="2520"/>
+            <w:tcW w:type="dxa" w:w="3360"/>
             <w:vAlign w:val="center"/>
           </w:tcPr>
           <w:p>
@@ -1541,7 +1577,7 @@
         </w:tc>
         <w:tc>
           <w:tcPr>
-            <w:tcW w:type="dxa" w:w="2520"/>
+            <w:tcW w:type="dxa" w:w="3360"/>
             <w:vAlign w:val="center"/>
           </w:tcPr>
           <w:p>
@@ -1553,25 +1589,13 @@
         </w:tc>
         <w:tc>
           <w:tcPr>
-            <w:tcW w:type="dxa" w:w="2520"/>
+            <w:tcW w:type="dxa" w:w="3360"/>
             <w:vAlign w:val="center"/>
           </w:tcPr>
           <w:p>
             <w:r/>
             <w:r>
-              <w:t>$2,250.00</w:t>
-            </w:r>
-          </w:p>
-        </w:tc>
-        <w:tc>
-          <w:tcPr>
-            <w:tcW w:type="dxa" w:w="2520"/>
-            <w:vAlign w:val="center"/>
-          </w:tcPr>
-          <w:p>
-            <w:r/>
-            <w:r>
-              <w:t>—</w:t>
+              <w:t>Nov only</w:t>
             </w:r>
           </w:p>
         </w:tc>
@@ -1579,19 +1603,19 @@
       <w:tr>
         <w:tc>
           <w:tcPr>
-            <w:tcW w:type="dxa" w:w="2520"/>
+            <w:tcW w:type="dxa" w:w="3360"/>
             <w:vAlign w:val="center"/>
           </w:tcPr>
           <w:p>
             <w:r/>
             <w:r>
-              <w:t>TPA Admin Fees</w:t>
+              <w:t>TPA Admin Fees (Formidium)</w:t>
             </w:r>
           </w:p>
         </w:tc>
         <w:tc>
           <w:tcPr>
-            <w:tcW w:type="dxa" w:w="2520"/>
+            <w:tcW w:type="dxa" w:w="3360"/>
             <w:vAlign w:val="center"/>
           </w:tcPr>
           <w:p>
@@ -1603,31 +1627,13 @@
         </w:tc>
         <w:tc>
           <w:tcPr>
-            <w:tcW w:type="dxa" w:w="2520"/>
+            <w:tcW w:type="dxa" w:w="3360"/>
             <w:vAlign w:val="center"/>
           </w:tcPr>
           <w:p>
             <w:r/>
             <w:r>
-              <w:t>$5,700.00</w:t>
-            </w:r>
-          </w:p>
-        </w:tc>
-        <w:tc>
-          <w:tcPr>
-            <w:tcW w:type="dxa" w:w="2520"/>
-            <w:vAlign w:val="center"/>
-          </w:tcPr>
-          <w:p>
-            <w:r/>
-            <w:r>
-              <w:t xml:space="preserve">— </w:t>
-            </w:r>
-            <w:r>
-              <w:rPr>
-                <w:i/>
-              </w:rPr>
-              <w:t>(may overlap fund-level admin)</w:t>
+              <w:t>$600 Nov + $5,100 Dec</w:t>
             </w:r>
           </w:p>
         </w:tc>
@@ -1635,43 +1641,7 @@
       <w:tr>
         <w:tc>
           <w:tcPr>
-            <w:tcW w:type="dxa" w:w="2520"/>
-            <w:vAlign w:val="center"/>
-          </w:tcPr>
-          <w:p>
-            <w:r/>
-            <w:r>
-              <w:t>506c SPV Loan</w:t>
-            </w:r>
-          </w:p>
-        </w:tc>
-        <w:tc>
-          <w:tcPr>
-            <w:tcW w:type="dxa" w:w="2520"/>
-            <w:vAlign w:val="center"/>
-          </w:tcPr>
-          <w:p>
-            <w:r/>
-            <w:r>
-              <w:t>$4,275.00</w:t>
-            </w:r>
-          </w:p>
-        </w:tc>
-        <w:tc>
-          <w:tcPr>
-            <w:tcW w:type="dxa" w:w="2520"/>
-            <w:vAlign w:val="center"/>
-          </w:tcPr>
-          <w:p>
-            <w:r/>
-            <w:r>
-              <w:t>$0.00</w:t>
-            </w:r>
-          </w:p>
-        </w:tc>
-        <w:tc>
-          <w:tcPr>
-            <w:tcW w:type="dxa" w:w="2520"/>
+            <w:tcW w:type="dxa" w:w="3360"/>
             <w:vAlign w:val="center"/>
           </w:tcPr>
           <w:p>
@@ -1680,45 +1650,13 @@
               <w:rPr>
                 <w:b/>
               </w:rPr>
-              <w:t>MOVE TO BALANCE SHEET (loan/capital)</w:t>
-            </w:r>
-          </w:p>
-        </w:tc>
-      </w:tr>
-      <w:tr>
-        <w:tc>
-          <w:tcPr>
-            <w:tcW w:type="dxa" w:w="2520"/>
-            <w:vAlign w:val="center"/>
-          </w:tcPr>
-          <w:p>
-            <w:r/>
-            <w:r>
-              <w:rPr>
-                <w:b/>
-              </w:rPr>
-              <w:t>Total</w:t>
+              <w:t>Total Operating Expenses</w:t>
             </w:r>
           </w:p>
         </w:tc>
         <w:tc>
           <w:tcPr>
-            <w:tcW w:type="dxa" w:w="2520"/>
-            <w:vAlign w:val="center"/>
-          </w:tcPr>
-          <w:p>
-            <w:r/>
-            <w:r>
-              <w:rPr>
-                <w:b/>
-              </w:rPr>
-              <w:t>$55,225.00</w:t>
-            </w:r>
-          </w:p>
-        </w:tc>
-        <w:tc>
-          <w:tcPr>
-            <w:tcW w:type="dxa" w:w="2520"/>
+            <w:tcW w:type="dxa" w:w="3360"/>
             <w:vAlign w:val="center"/>
           </w:tcPr>
           <w:p>
@@ -1733,11 +1671,49 @@
         </w:tc>
         <w:tc>
           <w:tcPr>
-            <w:tcW w:type="dxa" w:w="2520"/>
+            <w:tcW w:type="dxa" w:w="3360"/>
             <w:vAlign w:val="center"/>
           </w:tcPr>
           <w:p>
             <w:r/>
+          </w:p>
+        </w:tc>
+      </w:tr>
+      <w:tr>
+        <w:tc>
+          <w:tcPr>
+            <w:tcW w:type="dxa" w:w="3360"/>
+            <w:vAlign w:val="center"/>
+          </w:tcPr>
+          <w:p>
+            <w:r/>
+            <w:r>
+              <w:t>(Reclassified to Balance Sheet)</w:t>
+            </w:r>
+          </w:p>
+        </w:tc>
+        <w:tc>
+          <w:tcPr>
+            <w:tcW w:type="dxa" w:w="3360"/>
+            <w:vAlign w:val="center"/>
+          </w:tcPr>
+          <w:p>
+            <w:r/>
+            <w:r>
+              <w:t>$4,275.00</w:t>
+            </w:r>
+          </w:p>
+        </w:tc>
+        <w:tc>
+          <w:tcPr>
+            <w:tcW w:type="dxa" w:w="3360"/>
+            <w:vAlign w:val="center"/>
+          </w:tcPr>
+          <w:p>
+            <w:r/>
+            <w:r>
+              <w:t>506c SPV Loan → loan receivable</w:t>
+            </w:r>
           </w:p>
         </w:tc>
       </w:tr>
@@ -1823,7 +1799,7 @@
         <w:pStyle w:val="Heading2"/>
       </w:pPr>
       <w:r>
-        <w:t>Member Structure (Updated 2026-05-05)</w:t>
+        <w:t>Member Structure (Per Nairne 2026-05-07)</w:t>
       </w:r>
     </w:p>
     <w:p>
@@ -1837,7 +1813,30 @@
         <w:t>Nairne</w:t>
       </w:r>
       <w:r>
-        <w:t>: 60% ownership (= Fund Mgmt 59.5% + direct 0.5%) — K-1 partner</w:t>
+        <w:t xml:space="preserve">: K-1 partner. Receives 50%×Fund Mgmt 59.5% + 0.5% direct = </w:t>
+      </w:r>
+      <w:r>
+        <w:rPr>
+          <w:b/>
+        </w:rPr>
+        <w:t>30.25% economic interest</w:t>
+      </w:r>
+      <w:r>
+        <w:t>. Normalized ownership: 96.80%.</w:t>
+      </w:r>
+    </w:p>
+    <w:p>
+      <w:pPr>
+        <w:pStyle w:val="ListBullet"/>
+      </w:pPr>
+      <w:r>
+        <w:rPr>
+          <w:b/>
+        </w:rPr>
+        <w:t>AJ Affleck</w:t>
+      </w:r>
+      <w:r>
+        <w:t>: 1099 CONTRACTOR (NOT a partner). Receives 50%×Fund Mgmt 59.5% + her 39%-pool share. Total $37,139.89 in 2025.</w:t>
       </w:r>
     </w:p>
     <w:p>
@@ -1851,7 +1850,7 @@
         <w:t>Raj Duggal</w:t>
       </w:r>
       <w:r>
-        <w:t>: 0.5% ownership — K-1 partner</w:t>
+        <w:t>: K-1 partner. 0.5% direct. Normalized ownership: 1.60%.</w:t>
       </w:r>
     </w:p>
     <w:p>
@@ -1865,13 +1864,7 @@
         <w:t>Phil</w:t>
       </w:r>
       <w:r>
-        <w:t xml:space="preserve">: 0.5% ownership — K-1 partner </w:t>
-      </w:r>
-      <w:r>
-        <w:rPr>
-          <w:i/>
-        </w:rPr>
-        <w:t>(corrected from prior 1099 status)</w:t>
+        <w:t>: K-1 partner. 0.5% direct. Normalized ownership: 1.60%. (Phil held the slice all of 2025; Alec replaced him in April 2026.)</w:t>
       </w:r>
     </w:p>
     <w:p>
@@ -1879,7 +1872,29 @@
         <w:pStyle w:val="ListBullet"/>
       </w:pPr>
       <w:r>
-        <w:t>Phil held the 0.5% slice all of 2025; Alec replaced him in April 2026</w:t>
+        <w:t>Total K-1 partner economic interest: 31.25%</w:t>
+      </w:r>
+    </w:p>
+    <w:p>
+      <w:pPr>
+        <w:pStyle w:val="Heading2"/>
+      </w:pPr>
+      <w:r>
+        <w:t>Accounting Method</w:t>
+      </w:r>
+    </w:p>
+    <w:p>
+      <w:pPr>
+        <w:pStyle w:val="ListBullet"/>
+      </w:pPr>
+      <w:r>
+        <w:rPr>
+          <w:b/>
+        </w:rPr>
+        <w:t>ACCRUAL basis</w:t>
+      </w:r>
+      <w:r>
+        <w:t xml:space="preserve"> elected for tax minimization (recognize Aug-Dec deductions in 2025 even if some cash settled in early 2026).</w:t>
       </w:r>
     </w:p>
     <w:p>

--- a/monily-package/05_Cover_Memo_for_Monily.docx
+++ b/monily-package/05_Cover_Memo_for_Monily.docx
@@ -1803,6 +1803,114 @@
       </w:r>
     </w:p>
     <w:p>
+      <w:r>
+        <w:rPr>
+          <w:b/>
+        </w:rPr>
+        <w:t>Two separate concepts</w:t>
+      </w:r>
+      <w:r>
+        <w:t xml:space="preserve"> in this LLC:</w:t>
+      </w:r>
+    </w:p>
+    <w:p>
+      <w:r>
+        <w:rPr>
+          <w:b/>
+        </w:rPr>
+        <w:t>1. LLC Ownership / Voting (90/5/5)</w:t>
+      </w:r>
+      <w:r>
+        <w:t xml:space="preserve"> — governs decision-making, NOT income allocation:</w:t>
+      </w:r>
+    </w:p>
+    <w:p>
+      <w:pPr>
+        <w:pStyle w:val="ListBullet"/>
+      </w:pPr>
+      <w:r>
+        <w:t>Nairne: 90%</w:t>
+      </w:r>
+    </w:p>
+    <w:p>
+      <w:pPr>
+        <w:pStyle w:val="ListBullet"/>
+      </w:pPr>
+      <w:r>
+        <w:t>Raj: 5%</w:t>
+      </w:r>
+    </w:p>
+    <w:p>
+      <w:pPr>
+        <w:pStyle w:val="ListBullet"/>
+      </w:pPr>
+      <w:r>
+        <w:t>Phil: 5%</w:t>
+      </w:r>
+    </w:p>
+    <w:p>
+      <w:r>
+        <w:rPr>
+          <w:b/>
+        </w:rPr>
+        <w:t>2. Income Distribution (commission structure)</w:t>
+      </w:r>
+      <w:r>
+        <w:t xml:space="preserve"> — governs K-1 income allocation AND cash distributions:</w:t>
+      </w:r>
+    </w:p>
+    <w:p>
+      <w:pPr>
+        <w:pStyle w:val="ListBullet"/>
+      </w:pPr>
+      <w:r>
+        <w:t>59.5% Management → split 50/50 between Nairne (K-1 partner) and AJ Affleck (1099 contractor)</w:t>
+      </w:r>
+    </w:p>
+    <w:p>
+      <w:pPr>
+        <w:pStyle w:val="ListBullet"/>
+      </w:pPr>
+      <w:r>
+        <w:t>39% Capital-raiser pool → split among contractors based on which investors brought capital (1099 to Alec, Jake, AJ, Issac, Luke, Nikki)</w:t>
+      </w:r>
+    </w:p>
+    <w:p>
+      <w:pPr>
+        <w:pStyle w:val="ListBullet"/>
+      </w:pPr>
+      <w:r>
+        <w:t>0.5% direct → Nairne (K-1 partner)</w:t>
+      </w:r>
+    </w:p>
+    <w:p>
+      <w:pPr>
+        <w:pStyle w:val="ListBullet"/>
+      </w:pPr>
+      <w:r>
+        <w:t>0.5% direct → Raj (K-1 partner)</w:t>
+      </w:r>
+    </w:p>
+    <w:p>
+      <w:pPr>
+        <w:pStyle w:val="ListBullet"/>
+      </w:pPr>
+      <w:r>
+        <w:t>0.5% direct → Phil (K-1 partner)</w:t>
+      </w:r>
+    </w:p>
+    <w:p>
+      <w:r>
+        <w:rPr>
+          <w:b/>
+        </w:rPr>
+        <w:t>K-1 partners and their income share</w:t>
+      </w:r>
+      <w:r>
+        <w:t xml:space="preserve"> (= the parts of the commission structure flowing to partners):</w:t>
+      </w:r>
+    </w:p>
+    <w:p>
       <w:pPr>
         <w:pStyle w:val="ListBullet"/>
       </w:pPr>
@@ -1813,30 +1921,16 @@
         <w:t>Nairne</w:t>
       </w:r>
       <w:r>
-        <w:t xml:space="preserve">: K-1 partner. Receives 50%×Fund Mgmt 59.5% + 0.5% direct = </w:t>
+        <w:t xml:space="preserve">: 50%×59.5% + 0.5% = </w:t>
       </w:r>
       <w:r>
         <w:rPr>
           <w:b/>
         </w:rPr>
-        <w:t>30.25% economic interest</w:t>
+        <w:t>30.25%</w:t>
       </w:r>
       <w:r>
-        <w:t>. Normalized ownership: 96.80%.</w:t>
-      </w:r>
-    </w:p>
-    <w:p>
-      <w:pPr>
-        <w:pStyle w:val="ListBullet"/>
-      </w:pPr>
-      <w:r>
-        <w:rPr>
-          <w:b/>
-        </w:rPr>
-        <w:t>AJ Affleck</w:t>
-      </w:r>
-      <w:r>
-        <w:t>: 1099 CONTRACTOR (NOT a partner). Receives 50%×Fund Mgmt 59.5% + her 39%-pool share. Total $37,139.89 in 2025.</w:t>
+        <w:t xml:space="preserve"> of pre-distribution gross. Normalized: 96.80% of partner share.</w:t>
       </w:r>
     </w:p>
     <w:p>
@@ -1850,7 +1944,7 @@
         <w:t>Raj Duggal</w:t>
       </w:r>
       <w:r>
-        <w:t>: K-1 partner. 0.5% direct. Normalized ownership: 1.60%.</w:t>
+        <w:t>: 0.5%. Normalized: 1.60% of partner share.</w:t>
       </w:r>
     </w:p>
     <w:p>
@@ -1864,7 +1958,7 @@
         <w:t>Phil</w:t>
       </w:r>
       <w:r>
-        <w:t>: K-1 partner. 0.5% direct. Normalized ownership: 1.60%. (Phil held the slice all of 2025; Alec replaced him in April 2026.)</w:t>
+        <w:t>: 0.5%. Normalized: 1.60% of partner share. (Phil held the slice all of 2025; Alec replaced him in April 2026.)</w:t>
       </w:r>
     </w:p>
     <w:p>
@@ -1872,7 +1966,40 @@
         <w:pStyle w:val="ListBullet"/>
       </w:pPr>
       <w:r>
-        <w:t>Total K-1 partner economic interest: 31.25%</w:t>
+        <w:rPr>
+          <w:b/>
+        </w:rPr>
+        <w:t>Total partner share</w:t>
+      </w:r>
+      <w:r>
+        <w:t>: 31.25% of pre-distribution gross.</w:t>
+      </w:r>
+    </w:p>
+    <w:p>
+      <w:r>
+        <w:rPr>
+          <w:b/>
+        </w:rPr>
+        <w:t>1099 contractors</w:t>
+      </w:r>
+      <w:r>
+        <w:t xml:space="preserve"> (NOT partners — receive contractor income, not K-1):</w:t>
+      </w:r>
+    </w:p>
+    <w:p>
+      <w:pPr>
+        <w:pStyle w:val="ListBullet"/>
+      </w:pPr>
+      <w:r>
+        <w:t>AJ Affleck: 50%×59.5% Mgmt + her 39%-pool share = $37,139.89 in 2025</w:t>
+      </w:r>
+    </w:p>
+    <w:p>
+      <w:pPr>
+        <w:pStyle w:val="ListBullet"/>
+      </w:pPr>
+      <w:r>
+        <w:t>Alec, Jake, Issac, Luke, Nikki, Chris (operating)</w:t>
       </w:r>
     </w:p>
     <w:p>
